--- a/06-学生侧材料/讲义/学生专用版/1-化学基础知识/化学计量与计算规范-超级充实版（学生专用版）.docx
+++ b/06-学生侧材料/讲义/学生专用版/1-化学基础知识/化学计量与计算规范-超级充实版（学生专用版）.docx
@@ -2,7 +2,7 @@
 <file path=word/document.xml><?xml version="1.0" encoding="utf-8"?>
 <w:document xmlns:w="http://schemas.openxmlformats.org/wordprocessingml/2006/main" xmlns:m="http://schemas.openxmlformats.org/officeDocument/2006/math" xmlns:r="http://schemas.openxmlformats.org/officeDocument/2006/relationships" xmlns:o="urn:schemas-microsoft-com:office:office" xmlns:v="urn:schemas-microsoft-com:vml" xmlns:w10="urn:schemas-microsoft-com:office:word" xmlns:a="http://schemas.openxmlformats.org/drawingml/2006/main" xmlns:pic="http://schemas.openxmlformats.org/drawingml/2006/picture" xmlns:wp="http://schemas.openxmlformats.org/drawingml/2006/wordprocessingDrawing">
   <w:body>
-    <w:bookmarkStart w:id="9" w:name="学习目标与考纲锚点"/>
+    <w:bookmarkStart w:id="11" w:name="国际单位制si与化学基本物理量体系"/>
     <w:p>
       <w:pPr>
         <w:pStyle w:val="Heading2"/>
@@ -10,1065 +10,30 @@
       </w:pPr>
       <w:r>
         <w:rPr>
+          <w:rFonts w:ascii="Times New Roman" w:hAnsi="Times New Roman" w:eastAsia="Times New Roman" w:cs="Times New Roman"/>
+        </w:rPr>
+        <w:t xml:space="preserve">§1 </w:t>
+      </w:r>
+      <w:r>
+        <w:rPr>
           <w:rFonts w:hint="eastAsia" w:ascii="Times New Roman" w:hAnsi="Times New Roman" w:eastAsia="SimHei" w:cs="Times New Roman"/>
         </w:rPr>
-        <w:t xml:space="preserve">学习目标与考纲锚点</w:t>
+        <w:t>国际单位制</w:t>
+      </w:r>
+      <w:r>
+        <w:rPr>
+          <w:rFonts w:hint="eastAsia" w:ascii="Times New Roman" w:hAnsi="Times New Roman" w:eastAsia="Times New Roman" w:cs="Times New Roman"/>
+        </w:rPr>
+        <w:t>（SI）</w:t>
+      </w:r>
+      <w:r>
+        <w:rPr>
+          <w:rFonts w:hint="eastAsia" w:ascii="Times New Roman" w:hAnsi="Times New Roman" w:eastAsia="SimHei" w:cs="Times New Roman"/>
+        </w:rPr>
+        <w:t>与化学基本物理量体系</w:t>
       </w:r>
     </w:p>
-    <w:p>
-      <w:pPr>
-        <w:pStyle w:val="BlockText"/>
-        <w:spacing w:after="80"/>
-        <w:ind w:firstLine="420"/>
-      </w:pPr>
-      <w:r>
-        <w:rPr>
-          <w:rFonts w:hint="eastAsia" w:ascii="Times New Roman" w:hAnsi="Times New Roman" w:eastAsia="FangSong" w:cs="Times New Roman"/>
-        </w:rPr>
-        <w:t>对齐考纲</w:t>
-      </w:r>
-      <w:r>
-        <w:rPr>
-          <w:rFonts w:hint="eastAsia" w:ascii="Times New Roman" w:hAnsi="Times New Roman" w:eastAsia="Times New Roman" w:cs="Times New Roman"/>
-        </w:rPr>
-        <w:t>：§01</w:t>
-      </w:r>
-      <w:r>
-        <w:rPr>
-          <w:rFonts w:ascii="Times New Roman" w:hAnsi="Times New Roman" w:eastAsia="Times New Roman" w:cs="Times New Roman"/>
-        </w:rPr>
-        <w:t xml:space="preserve"> </w:t>
-      </w:r>
-      <w:r>
-        <w:rPr>
-          <w:rFonts w:hint="eastAsia" w:ascii="Times New Roman" w:hAnsi="Times New Roman" w:eastAsia="FangSong" w:cs="Times New Roman"/>
-        </w:rPr>
-        <w:t xml:space="preserve">有效数字</w:t>
-      </w:r>
-      <w:r>
-        <w:rPr>
-          <w:rFonts w:ascii="Times New Roman" w:hAnsi="Times New Roman" w:eastAsia="Times New Roman" w:cs="Times New Roman"/>
-        </w:rPr>
-        <w:t xml:space="preserve"> · §03 </w:t>
-      </w:r>
-      <w:r>
-        <w:rPr>
-          <w:rFonts w:hint="eastAsia" w:ascii="Times New Roman" w:hAnsi="Times New Roman" w:eastAsia="FangSong" w:cs="Times New Roman"/>
-        </w:rPr>
-        <w:t xml:space="preserve">分散相与连续相</w:t>
-      </w:r>
-    </w:p>
-    <w:tbl>
-      <w:tblPr>
-        <w:tblStyle w:val="Table"/>
-        <w:tblW w:type="pct" w:w="5000"/>
-        <w:tblLayout w:type="fixed"/>
-        <w:tblLook w:firstRow="1" w:lastRow="0" w:firstColumn="0" w:lastColumn="0" w:noHBand="0" w:noVBand="0" w:val="0020"/>
-        <w:jc w:val="center"/>
-        <w:tblBorders>
-          <w:top w:val="single" w:sz="12" w:space="0" w:color="333333"/>
-          <w:bottom w:val="single" w:sz="12" w:space="0" w:color="333333"/>
-          <w:left w:val="none"/>
-          <w:right w:val="none"/>
-          <w:insideH w:val="none"/>
-          <w:insideV w:val="none"/>
-        </w:tblBorders>
-      </w:tblPr>
-      <w:tblGrid>
-        <w:gridCol w:w="3960"/>
-        <w:gridCol w:w="3960"/>
-      </w:tblGrid>
-      <w:tr>
-        <w:trPr>
-          <w:tblHeader w:val="on"/>
-        </w:trPr>
-        <w:tc>
-          <w:tcPr>
-            <w:tcBorders>
-              <w:bottom w:val="single" w:sz="6" w:space="0" w:color="333333"/>
-            </w:tcBorders>
-          </w:tcPr>
-          <w:p>
-            <w:pPr>
-              <w:pStyle w:val="Compact"/>
-              <w:jc w:val="center"/>
-            </w:pPr>
-            <w:r>
-              <w:rPr>
-                <w:rFonts w:hint="eastAsia" w:ascii="Times New Roman" w:hAnsi="Times New Roman" w:eastAsia="SimHei" w:cs="Times New Roman"/>
-                <w:b/>
-              </w:rPr>
-              <w:t xml:space="preserve">考纲条目</w:t>
-            </w:r>
-          </w:p>
-        </w:tc>
-        <w:tc>
-          <w:tcPr>
-            <w:tcBorders>
-              <w:bottom w:val="single" w:sz="6" w:space="0" w:color="333333"/>
-            </w:tcBorders>
-          </w:tcPr>
-          <w:p>
-            <w:pPr>
-              <w:pStyle w:val="Compact"/>
-              <w:jc w:val="center"/>
-            </w:pPr>
-            <w:r>
-              <w:rPr>
-                <w:rFonts w:hint="eastAsia" w:ascii="Times New Roman" w:hAnsi="Times New Roman" w:eastAsia="SimHei" w:cs="Times New Roman"/>
-                <w:b/>
-              </w:rPr>
-              <w:t xml:space="preserve">学完本讲应能</w:t>
-            </w:r>
-          </w:p>
-        </w:tc>
-      </w:tr>
-      <w:tr>
-        <w:tc>
-          <w:tcPr/>
-          <w:p>
-            <w:pPr>
-              <w:pStyle w:val="Compact"/>
-              <w:jc w:val="center"/>
-            </w:pPr>
-            <w:r>
-              <w:rPr>
-                <w:rFonts w:ascii="Times New Roman" w:hAnsi="Times New Roman" w:eastAsia="Times New Roman" w:cs="Times New Roman"/>
-              </w:rPr>
-              <w:t xml:space="preserve">§01 </w:t>
-            </w:r>
-            <w:r>
-              <w:rPr>
-                <w:rFonts w:hint="eastAsia" w:ascii="Times New Roman" w:hAnsi="Times New Roman" w:eastAsia="FangSong" w:cs="Times New Roman"/>
-              </w:rPr>
-              <w:t xml:space="preserve">有效数字</w:t>
-            </w:r>
-            <w:r>
-              <w:rPr>
-                <w:rFonts w:ascii="Times New Roman" w:hAnsi="Times New Roman" w:eastAsia="Times New Roman" w:cs="Times New Roman"/>
-              </w:rPr>
-              <w:t xml:space="preserve"> · </w:t>
-            </w:r>
-            <w:r>
-              <w:rPr>
-                <w:rFonts w:hint="eastAsia" w:ascii="Times New Roman" w:hAnsi="Times New Roman" w:eastAsia="FangSong" w:cs="Times New Roman"/>
-              </w:rPr>
-              <w:t xml:space="preserve">测量数据与量纲体系</w:t>
-            </w:r>
-          </w:p>
-        </w:tc>
-        <w:tc>
-          <w:tcPr/>
-          <w:p>
-            <w:pPr>
-              <w:pStyle w:val="Compact"/>
-              <w:jc w:val="center"/>
-            </w:pPr>
-            <w:r>
-              <w:rPr>
-                <w:rFonts w:hint="eastAsia" w:ascii="Times New Roman" w:hAnsi="Times New Roman" w:eastAsia="FangSong" w:cs="Times New Roman"/>
-              </w:rPr>
-              <w:t xml:space="preserve">用</w:t>
-            </w:r>
-            <w:r>
-              <w:rPr>
-                <w:rFonts w:ascii="Times New Roman" w:hAnsi="Times New Roman" w:eastAsia="Times New Roman" w:cs="Times New Roman"/>
-              </w:rPr>
-              <w:t xml:space="preserve"> SI </w:t>
-            </w:r>
-            <w:r>
-              <w:rPr>
-                <w:rFonts w:hint="eastAsia" w:ascii="Times New Roman" w:hAnsi="Times New Roman" w:eastAsia="FangSong" w:cs="Times New Roman"/>
-              </w:rPr>
-              <w:t>七大基本物理量与量纲分析校验计算式</w:t>
-            </w:r>
-            <w:r>
-              <w:rPr>
-                <w:rFonts w:hint="eastAsia" w:ascii="Times New Roman" w:hAnsi="Times New Roman" w:eastAsia="Times New Roman" w:cs="Times New Roman"/>
-              </w:rPr>
-              <w:t>，</w:t>
-            </w:r>
-            <w:r>
-              <w:rPr>
-                <w:rFonts w:hint="eastAsia" w:ascii="Times New Roman" w:hAnsi="Times New Roman" w:eastAsia="FangSong" w:cs="Times New Roman"/>
-              </w:rPr>
-              <w:t>完成因子标度与单位换算</w:t>
-            </w:r>
-          </w:p>
-        </w:tc>
-      </w:tr>
-      <w:tr>
-        <w:tc>
-          <w:tcPr/>
-          <w:p>
-            <w:pPr>
-              <w:pStyle w:val="Compact"/>
-              <w:jc w:val="center"/>
-            </w:pPr>
-            <w:r>
-              <w:rPr>
-                <w:rFonts w:ascii="Times New Roman" w:hAnsi="Times New Roman" w:eastAsia="Times New Roman" w:cs="Times New Roman"/>
-              </w:rPr>
-              <w:t xml:space="preserve">§01 </w:t>
-            </w:r>
-            <w:r>
-              <w:rPr>
-                <w:rFonts w:hint="eastAsia" w:ascii="Times New Roman" w:hAnsi="Times New Roman" w:eastAsia="FangSong" w:cs="Times New Roman"/>
-              </w:rPr>
-              <w:t xml:space="preserve">有效数字</w:t>
-            </w:r>
-            <w:r>
-              <w:rPr>
-                <w:rFonts w:ascii="Times New Roman" w:hAnsi="Times New Roman" w:eastAsia="Times New Roman" w:cs="Times New Roman"/>
-              </w:rPr>
-              <w:t xml:space="preserve"> · </w:t>
-            </w:r>
-            <w:r>
-              <w:rPr>
-                <w:rFonts w:hint="eastAsia" w:ascii="Times New Roman" w:hAnsi="Times New Roman" w:eastAsia="FangSong" w:cs="Times New Roman"/>
-              </w:rPr>
-              <w:t xml:space="preserve">位数判定与修约</w:t>
-            </w:r>
-          </w:p>
-        </w:tc>
-        <w:tc>
-          <w:tcPr/>
-          <w:p>
-            <w:pPr>
-              <w:pStyle w:val="Compact"/>
-              <w:jc w:val="center"/>
-            </w:pPr>
-            <w:r>
-              <w:rPr>
-                <w:rFonts w:hint="eastAsia" w:ascii="Times New Roman" w:hAnsi="Times New Roman" w:eastAsia="FangSong" w:cs="Times New Roman"/>
-              </w:rPr>
-              <w:t>判定测量数据的有效位数</w:t>
-            </w:r>
-            <w:r>
-              <w:rPr>
-                <w:rFonts w:hint="eastAsia" w:ascii="Times New Roman" w:hAnsi="Times New Roman" w:eastAsia="Times New Roman" w:cs="Times New Roman"/>
-              </w:rPr>
-              <w:t>，</w:t>
-            </w:r>
-            <w:r>
-              <w:rPr>
-                <w:rFonts w:hint="eastAsia" w:ascii="Times New Roman" w:hAnsi="Times New Roman" w:eastAsia="FangSong" w:cs="Times New Roman"/>
-              </w:rPr>
-              <w:t>按</w:t>
-            </w:r>
-            <w:r>
-              <w:rPr>
-                <w:rFonts w:ascii="Times New Roman" w:hAnsi="Times New Roman" w:eastAsia="Times New Roman" w:cs="Times New Roman"/>
-              </w:rPr>
-              <w:t xml:space="preserve"> GB/T 8170 </w:t>
-            </w:r>
-            <w:r>
-              <w:rPr>
-                <w:rFonts w:hint="eastAsia" w:ascii="Times New Roman" w:hAnsi="Times New Roman" w:eastAsia="FangSong" w:cs="Times New Roman"/>
-              </w:rPr>
-              <w:t>规则修约</w:t>
-            </w:r>
-            <w:r>
-              <w:rPr>
-                <w:rFonts w:hint="eastAsia" w:ascii="Times New Roman" w:hAnsi="Times New Roman" w:eastAsia="Times New Roman" w:cs="Times New Roman"/>
-              </w:rPr>
-              <w:t>，</w:t>
-            </w:r>
-            <w:r>
-              <w:rPr>
-                <w:rFonts w:hint="eastAsia" w:ascii="Times New Roman" w:hAnsi="Times New Roman" w:eastAsia="FangSong" w:cs="Times New Roman"/>
-              </w:rPr>
-              <w:t>掌握加减乘除与对数运算的精度保持</w:t>
-            </w:r>
-          </w:p>
-        </w:tc>
-      </w:tr>
-      <w:tr>
-        <w:tc>
-          <w:tcPr/>
-          <w:p>
-            <w:pPr>
-              <w:pStyle w:val="Compact"/>
-              <w:jc w:val="center"/>
-            </w:pPr>
-            <w:r>
-              <w:rPr>
-                <w:rFonts w:ascii="Times New Roman" w:hAnsi="Times New Roman" w:eastAsia="Times New Roman" w:cs="Times New Roman"/>
-              </w:rPr>
-              <w:t xml:space="preserve">§01 </w:t>
-            </w:r>
-            <w:r>
-              <w:rPr>
-                <w:rFonts w:hint="eastAsia" w:ascii="Times New Roman" w:hAnsi="Times New Roman" w:eastAsia="FangSong" w:cs="Times New Roman"/>
-              </w:rPr>
-              <w:t xml:space="preserve">有效数字</w:t>
-            </w:r>
-            <w:r>
-              <w:rPr>
-                <w:rFonts w:ascii="Times New Roman" w:hAnsi="Times New Roman" w:eastAsia="Times New Roman" w:cs="Times New Roman"/>
-              </w:rPr>
-              <w:t xml:space="preserve"> · </w:t>
-            </w:r>
-            <w:r>
-              <w:rPr>
-                <w:rFonts w:hint="eastAsia" w:ascii="Times New Roman" w:hAnsi="Times New Roman" w:eastAsia="FangSong" w:cs="Times New Roman"/>
-              </w:rPr>
-              <w:t xml:space="preserve">数量级估算与自检</w:t>
-            </w:r>
-          </w:p>
-        </w:tc>
-        <w:tc>
-          <w:tcPr/>
-          <w:p>
-            <w:pPr>
-              <w:pStyle w:val="Compact"/>
-              <w:jc w:val="center"/>
-            </w:pPr>
-            <w:r>
-              <w:rPr>
-                <w:rFonts w:hint="eastAsia" w:ascii="Times New Roman" w:hAnsi="Times New Roman" w:eastAsia="FangSong" w:cs="Times New Roman"/>
-              </w:rPr>
-              <w:t>用量纲检验</w:t>
-            </w:r>
-            <w:r>
-              <w:rPr>
-                <w:rFonts w:hint="eastAsia" w:ascii="Times New Roman" w:hAnsi="Times New Roman" w:eastAsia="Times New Roman" w:cs="Times New Roman"/>
-              </w:rPr>
-              <w:t>、</w:t>
-            </w:r>
-            <w:r>
-              <w:rPr>
-                <w:rFonts w:hint="eastAsia" w:ascii="Times New Roman" w:hAnsi="Times New Roman" w:eastAsia="FangSong" w:cs="Times New Roman"/>
-              </w:rPr>
-              <w:t>数量级估算与守恒思想</w:t>
-            </w:r>
-            <w:r>
-              <w:rPr>
-                <w:rFonts w:hint="eastAsia" w:ascii="Times New Roman" w:hAnsi="Times New Roman" w:eastAsia="Times New Roman" w:cs="Times New Roman"/>
-              </w:rPr>
-              <w:t>（</w:t>
-            </w:r>
-            <w:r>
-              <w:rPr>
-                <w:rFonts w:hint="eastAsia" w:ascii="Times New Roman" w:hAnsi="Times New Roman" w:eastAsia="FangSong" w:cs="Times New Roman"/>
-              </w:rPr>
-              <w:t>质量</w:t>
-            </w:r>
-            <w:r>
-              <w:rPr>
-                <w:rFonts w:hint="eastAsia" w:ascii="Times New Roman" w:hAnsi="Times New Roman" w:eastAsia="Times New Roman" w:cs="Times New Roman"/>
-              </w:rPr>
-              <w:t>/</w:t>
-            </w:r>
-            <w:r>
-              <w:rPr>
-                <w:rFonts w:hint="eastAsia" w:ascii="Times New Roman" w:hAnsi="Times New Roman" w:eastAsia="FangSong" w:cs="Times New Roman"/>
-              </w:rPr>
-              <w:t>电荷守恒</w:t>
-            </w:r>
-            <w:r>
-              <w:rPr>
-                <w:rFonts w:hint="eastAsia" w:ascii="Times New Roman" w:hAnsi="Times New Roman" w:eastAsia="Times New Roman" w:cs="Times New Roman"/>
-              </w:rPr>
-              <w:t>）</w:t>
-            </w:r>
-            <w:r>
-              <w:rPr>
-                <w:rFonts w:hint="eastAsia" w:ascii="Times New Roman" w:hAnsi="Times New Roman" w:eastAsia="FangSong" w:cs="Times New Roman"/>
-              </w:rPr>
-              <w:t>对计算结果作合理性自检</w:t>
-            </w:r>
-          </w:p>
-        </w:tc>
-      </w:tr>
-      <w:tr>
-        <w:tc>
-          <w:tcPr/>
-          <w:p>
-            <w:pPr>
-              <w:pStyle w:val="Compact"/>
-              <w:jc w:val="center"/>
-            </w:pPr>
-            <w:r>
-              <w:rPr>
-                <w:rFonts w:ascii="Times New Roman" w:hAnsi="Times New Roman" w:eastAsia="Times New Roman" w:cs="Times New Roman"/>
-              </w:rPr>
-              <w:t xml:space="preserve">§03 </w:t>
-            </w:r>
-            <w:r>
-              <w:rPr>
-                <w:rFonts w:hint="eastAsia" w:ascii="Times New Roman" w:hAnsi="Times New Roman" w:eastAsia="FangSong" w:cs="Times New Roman"/>
-              </w:rPr>
-              <w:t xml:space="preserve">分散相与连续相</w:t>
-            </w:r>
-            <w:r>
-              <w:rPr>
-                <w:rFonts w:ascii="Times New Roman" w:hAnsi="Times New Roman" w:eastAsia="Times New Roman" w:cs="Times New Roman"/>
-              </w:rPr>
-              <w:t xml:space="preserve"> · </w:t>
-            </w:r>
-            <w:r>
-              <w:rPr>
-                <w:rFonts w:hint="eastAsia" w:ascii="Times New Roman" w:hAnsi="Times New Roman" w:eastAsia="FangSong" w:cs="Times New Roman"/>
-              </w:rPr>
-              <w:t xml:space="preserve">溶液浓度与溶解度换算</w:t>
-            </w:r>
-          </w:p>
-        </w:tc>
-        <w:tc>
-          <w:tcPr/>
-          <w:p>
-            <w:pPr>
-              <w:pStyle w:val="Compact"/>
-              <w:jc w:val="center"/>
-            </w:pPr>
-            <w:r>
-              <w:rPr>
-                <w:rFonts w:hint="eastAsia" w:ascii="Times New Roman" w:hAnsi="Times New Roman" w:eastAsia="FangSong" w:cs="Times New Roman"/>
-              </w:rPr>
-              <w:t>辨析六种浓度表达式的物理定义并完成多基质互换</w:t>
-            </w:r>
-            <w:r>
-              <w:rPr>
-                <w:rFonts w:hint="eastAsia" w:ascii="Times New Roman" w:hAnsi="Times New Roman" w:eastAsia="Times New Roman" w:cs="Times New Roman"/>
-              </w:rPr>
-              <w:t>，</w:t>
-            </w:r>
-            <w:r>
-              <w:rPr>
-                <w:rFonts w:hint="eastAsia" w:ascii="Times New Roman" w:hAnsi="Times New Roman" w:eastAsia="FangSong" w:cs="Times New Roman"/>
-              </w:rPr>
-              <w:t>处理溶解度</w:t>
-            </w:r>
-            <w:r>
-              <w:rPr>
-                <w:rFonts w:hint="eastAsia" w:ascii="Times New Roman" w:hAnsi="Times New Roman" w:eastAsia="Times New Roman" w:cs="Times New Roman"/>
-              </w:rPr>
-              <w:t>、</w:t>
-            </w:r>
-            <w:r>
-              <w:rPr>
-                <w:rFonts w:hint="eastAsia" w:ascii="Times New Roman" w:hAnsi="Times New Roman" w:eastAsia="FangSong" w:cs="Times New Roman"/>
-              </w:rPr>
-              <w:t>分压与集气校正</w:t>
-            </w:r>
-          </w:p>
-        </w:tc>
-      </w:tr>
-      <w:tr>
-        <w:tc>
-          <w:tcPr/>
-          <w:p>
-            <w:pPr>
-              <w:pStyle w:val="Compact"/>
-              <w:jc w:val="center"/>
-            </w:pPr>
-            <w:r>
-              <w:rPr>
-                <w:rFonts w:hint="eastAsia" w:ascii="Times New Roman" w:hAnsi="Times New Roman" w:eastAsia="FangSong" w:cs="Times New Roman"/>
-              </w:rPr>
-              <w:t xml:space="preserve">本讲核心</w:t>
-            </w:r>
-            <w:r>
-              <w:rPr>
-                <w:rFonts w:ascii="Times New Roman" w:hAnsi="Times New Roman" w:eastAsia="Times New Roman" w:cs="Times New Roman"/>
-              </w:rPr>
-              <w:t xml:space="preserve"> · </w:t>
-            </w:r>
-            <w:r>
-              <w:rPr>
-                <w:rFonts w:hint="eastAsia" w:ascii="Times New Roman" w:hAnsi="Times New Roman" w:eastAsia="FangSong" w:cs="Times New Roman"/>
-              </w:rPr>
-              <w:t xml:space="preserve">化学计量计算规范</w:t>
-            </w:r>
-          </w:p>
-        </w:tc>
-        <w:tc>
-          <w:tcPr/>
-          <w:p>
-            <w:pPr>
-              <w:pStyle w:val="Compact"/>
-              <w:jc w:val="center"/>
-            </w:pPr>
-            <w:r>
-              <w:rPr>
-                <w:rFonts w:hint="eastAsia" w:ascii="Times New Roman" w:hAnsi="Times New Roman" w:eastAsia="FangSong" w:cs="Times New Roman"/>
-              </w:rPr>
-              <w:t>规范书写计量式与计量数</w:t>
-            </w:r>
-            <w:r>
-              <w:rPr>
-                <w:rFonts w:hint="eastAsia" w:ascii="Times New Roman" w:hAnsi="Times New Roman" w:eastAsia="Times New Roman" w:cs="Times New Roman"/>
-              </w:rPr>
-              <w:t>，</w:t>
-            </w:r>
-            <w:r>
-              <w:rPr>
-                <w:rFonts w:hint="eastAsia" w:ascii="Times New Roman" w:hAnsi="Times New Roman" w:eastAsia="FangSong" w:cs="Times New Roman"/>
-              </w:rPr>
-              <w:t>依严格判据确定限量反应物</w:t>
-            </w:r>
-            <w:r>
-              <w:rPr>
-                <w:rFonts w:hint="eastAsia" w:ascii="Times New Roman" w:hAnsi="Times New Roman" w:eastAsia="Times New Roman" w:cs="Times New Roman"/>
-              </w:rPr>
-              <w:t>，</w:t>
-            </w:r>
-            <w:r>
-              <w:rPr>
-                <w:rFonts w:hint="eastAsia" w:ascii="Times New Roman" w:hAnsi="Times New Roman" w:eastAsia="FangSong" w:cs="Times New Roman"/>
-              </w:rPr>
-              <w:t>精算理论产量</w:t>
-            </w:r>
-            <w:r>
-              <w:rPr>
-                <w:rFonts w:hint="eastAsia" w:ascii="Times New Roman" w:hAnsi="Times New Roman" w:eastAsia="Times New Roman" w:cs="Times New Roman"/>
-              </w:rPr>
-              <w:t>、</w:t>
-            </w:r>
-            <w:r>
-              <w:rPr>
-                <w:rFonts w:hint="eastAsia" w:ascii="Times New Roman" w:hAnsi="Times New Roman" w:eastAsia="FangSong" w:cs="Times New Roman"/>
-              </w:rPr>
-              <w:t>实际产量</w:t>
-            </w:r>
-            <w:r>
-              <w:rPr>
-                <w:rFonts w:hint="eastAsia" w:ascii="Times New Roman" w:hAnsi="Times New Roman" w:eastAsia="Times New Roman" w:cs="Times New Roman"/>
-              </w:rPr>
-              <w:t>、</w:t>
-            </w:r>
-            <w:r>
-              <w:rPr>
-                <w:rFonts w:hint="eastAsia" w:ascii="Times New Roman" w:hAnsi="Times New Roman" w:eastAsia="FangSong" w:cs="Times New Roman"/>
-              </w:rPr>
-              <w:t>产率与纯度</w:t>
-            </w:r>
-          </w:p>
-        </w:tc>
-      </w:tr>
-    </w:tbl>
-    <w:p>
-      <w:pPr>
-        <w:spacing w:before="160" w:after="80"/>
-      </w:pPr>
-      <w:r>
-        <w:pict>
-          <v:rect style="width:0;height:1.5pt" o:hralign="center" o:hrstd="t" o:hr="t"/>
-        </w:pict>
-      </w:r>
-    </w:p>
-    <w:p>
-      <w:pPr>
-        <w:pStyle w:val="FirstParagraph"/>
-        <w:ind w:firstLine="420"/>
-      </w:pPr>
-      <w:r>
-        <w:rPr>
-          <w:rFonts w:hint="eastAsia" w:ascii="Times New Roman" w:hAnsi="Times New Roman" w:eastAsia="FangSong" w:cs="Times New Roman"/>
-        </w:rPr>
-        <w:t>化学是一门定性与定量高度统一的中心自然科学</w:t>
-      </w:r>
-      <w:r>
-        <w:rPr>
-          <w:rFonts w:hint="eastAsia" w:ascii="Times New Roman" w:hAnsi="Times New Roman" w:eastAsia="Times New Roman" w:cs="Times New Roman"/>
-        </w:rPr>
-        <w:t>。</w:t>
-      </w:r>
-      <w:r>
-        <w:rPr>
-          <w:rFonts w:hint="eastAsia" w:ascii="Times New Roman" w:hAnsi="Times New Roman" w:eastAsia="FangSong" w:cs="Times New Roman"/>
-        </w:rPr>
-        <w:t>在化学科学的历史演进中</w:t>
-      </w:r>
-      <w:r>
-        <w:rPr>
-          <w:rFonts w:hint="eastAsia" w:ascii="Times New Roman" w:hAnsi="Times New Roman" w:eastAsia="Times New Roman" w:cs="Times New Roman"/>
-        </w:rPr>
-        <w:t>，</w:t>
-      </w:r>
-      <w:r>
-        <w:rPr>
-          <w:rFonts w:hint="eastAsia" w:ascii="Times New Roman" w:hAnsi="Times New Roman" w:eastAsia="FangSong" w:cs="Times New Roman"/>
-        </w:rPr>
-        <w:t>拉瓦锡通过天平确立质量守恒定律</w:t>
-      </w:r>
-      <w:r>
-        <w:rPr>
-          <w:rFonts w:hint="eastAsia" w:ascii="Times New Roman" w:hAnsi="Times New Roman" w:eastAsia="Times New Roman" w:cs="Times New Roman"/>
-        </w:rPr>
-        <w:t>，</w:t>
-      </w:r>
-      <w:r>
-        <w:rPr>
-          <w:rFonts w:hint="eastAsia" w:ascii="Times New Roman" w:hAnsi="Times New Roman" w:eastAsia="FangSong" w:cs="Times New Roman"/>
-        </w:rPr>
-        <w:t>普鲁斯特发现定组成定律</w:t>
-      </w:r>
-      <w:r>
-        <w:rPr>
-          <w:rFonts w:hint="eastAsia" w:ascii="Times New Roman" w:hAnsi="Times New Roman" w:eastAsia="Times New Roman" w:cs="Times New Roman"/>
-        </w:rPr>
-        <w:t>，</w:t>
-      </w:r>
-      <w:r>
-        <w:rPr>
-          <w:rFonts w:hint="eastAsia" w:ascii="Times New Roman" w:hAnsi="Times New Roman" w:eastAsia="FangSong" w:cs="Times New Roman"/>
-        </w:rPr>
-        <w:t>道尔顿提出原子学说与倍比定律</w:t>
-      </w:r>
-      <w:r>
-        <w:rPr>
-          <w:rFonts w:hint="eastAsia" w:ascii="Times New Roman" w:hAnsi="Times New Roman" w:eastAsia="Times New Roman" w:cs="Times New Roman"/>
-        </w:rPr>
-        <w:t>，</w:t>
-      </w:r>
-      <w:r>
-        <w:rPr>
-          <w:rFonts w:hint="eastAsia" w:ascii="Times New Roman" w:hAnsi="Times New Roman" w:eastAsia="FangSong" w:cs="Times New Roman"/>
-        </w:rPr>
-        <w:t>阿伏伽德罗提出分子假说</w:t>
-      </w:r>
-      <w:r>
-        <w:rPr>
-          <w:rFonts w:hint="eastAsia" w:ascii="Times New Roman" w:hAnsi="Times New Roman" w:eastAsia="Times New Roman" w:cs="Times New Roman"/>
-        </w:rPr>
-        <w:t>，</w:t>
-      </w:r>
-      <w:r>
-        <w:rPr>
-          <w:rFonts w:hint="eastAsia" w:ascii="Times New Roman" w:hAnsi="Times New Roman" w:eastAsia="FangSong" w:cs="Times New Roman"/>
-        </w:rPr>
-        <w:t>正是定量测量工具与化学计量思想的建立</w:t>
-      </w:r>
-      <w:r>
-        <w:rPr>
-          <w:rFonts w:hint="eastAsia" w:ascii="Times New Roman" w:hAnsi="Times New Roman" w:eastAsia="Times New Roman" w:cs="Times New Roman"/>
-        </w:rPr>
-        <w:t>，</w:t>
-      </w:r>
-      <w:r>
-        <w:rPr>
-          <w:rFonts w:hint="eastAsia" w:ascii="Times New Roman" w:hAnsi="Times New Roman" w:eastAsia="FangSong" w:cs="Times New Roman"/>
-        </w:rPr>
-        <w:t>才使化学从盲目神秘的炼金术升华成为具备严谨数理逻辑的现代精密科学</w:t>
-      </w:r>
-      <w:r>
-        <w:rPr>
-          <w:rFonts w:hint="eastAsia" w:ascii="Times New Roman" w:hAnsi="Times New Roman" w:eastAsia="Times New Roman" w:cs="Times New Roman"/>
-        </w:rPr>
-        <w:t>。</w:t>
-      </w:r>
-      <w:r>
-        <w:rPr>
-          <w:rFonts w:hint="eastAsia" w:ascii="Times New Roman" w:hAnsi="Times New Roman" w:eastAsia="FangSong" w:cs="Times New Roman"/>
-        </w:rPr>
-        <w:t>化学计量学</w:t>
-      </w:r>
-      <w:r>
-        <w:rPr>
-          <w:rFonts w:hint="eastAsia" w:ascii="Times New Roman" w:hAnsi="Times New Roman" w:eastAsia="Times New Roman" w:cs="Times New Roman"/>
-        </w:rPr>
-        <w:t>（Stoichiometry）</w:t>
-      </w:r>
-      <w:r>
-        <w:rPr>
-          <w:rFonts w:hint="eastAsia" w:ascii="Times New Roman" w:hAnsi="Times New Roman" w:eastAsia="FangSong" w:cs="Times New Roman"/>
-        </w:rPr>
-        <w:t>源于希腊语中的</w:t>
-      </w:r>
-      <w:r>
-        <w:rPr>
-          <w:rFonts w:hint="eastAsia" w:ascii="Times New Roman" w:hAnsi="Times New Roman" w:eastAsia="Times New Roman" w:cs="Times New Roman"/>
-        </w:rPr>
-        <w:t>“</w:t>
-      </w:r>
-      <w:r>
-        <w:rPr>
-          <w:rFonts w:hint="eastAsia" w:ascii="Times New Roman" w:hAnsi="Times New Roman" w:eastAsia="FangSong" w:cs="Times New Roman"/>
-        </w:rPr>
-        <w:t>元素</w:t>
-      </w:r>
-      <w:r>
-        <w:rPr>
-          <w:rFonts w:hint="eastAsia" w:ascii="Times New Roman" w:hAnsi="Times New Roman" w:eastAsia="Times New Roman" w:cs="Times New Roman"/>
-        </w:rPr>
-        <w:t>”（stoicheion）</w:t>
-      </w:r>
-      <w:r>
-        <w:rPr>
-          <w:rFonts w:hint="eastAsia" w:ascii="Times New Roman" w:hAnsi="Times New Roman" w:eastAsia="FangSong" w:cs="Times New Roman"/>
-        </w:rPr>
-        <w:t>与</w:t>
-      </w:r>
-      <w:r>
-        <w:rPr>
-          <w:rFonts w:hint="eastAsia" w:ascii="Times New Roman" w:hAnsi="Times New Roman" w:eastAsia="Times New Roman" w:cs="Times New Roman"/>
-        </w:rPr>
-        <w:t>“</w:t>
-      </w:r>
-      <w:r>
-        <w:rPr>
-          <w:rFonts w:hint="eastAsia" w:ascii="Times New Roman" w:hAnsi="Times New Roman" w:eastAsia="FangSong" w:cs="Times New Roman"/>
-        </w:rPr>
-        <w:t>测量</w:t>
-      </w:r>
-      <w:r>
-        <w:rPr>
-          <w:rFonts w:hint="eastAsia" w:ascii="Times New Roman" w:hAnsi="Times New Roman" w:eastAsia="Times New Roman" w:cs="Times New Roman"/>
-        </w:rPr>
-        <w:t>”（metron），</w:t>
-      </w:r>
-      <w:r>
-        <w:rPr>
-          <w:rFonts w:hint="eastAsia" w:ascii="Times New Roman" w:hAnsi="Times New Roman" w:eastAsia="FangSong" w:cs="Times New Roman"/>
-        </w:rPr>
-        <w:t>其核心任务是研究化学反应物与产物之间物质的量</w:t>
-      </w:r>
-      <w:r>
-        <w:rPr>
-          <w:rFonts w:hint="eastAsia" w:ascii="Times New Roman" w:hAnsi="Times New Roman" w:eastAsia="Times New Roman" w:cs="Times New Roman"/>
-        </w:rPr>
-        <w:t>、</w:t>
-      </w:r>
-      <w:r>
-        <w:rPr>
-          <w:rFonts w:hint="eastAsia" w:ascii="Times New Roman" w:hAnsi="Times New Roman" w:eastAsia="FangSong" w:cs="Times New Roman"/>
-        </w:rPr>
-        <w:t>质量</w:t>
-      </w:r>
-      <w:r>
-        <w:rPr>
-          <w:rFonts w:hint="eastAsia" w:ascii="Times New Roman" w:hAnsi="Times New Roman" w:eastAsia="Times New Roman" w:cs="Times New Roman"/>
-        </w:rPr>
-        <w:t>、</w:t>
-      </w:r>
-      <w:r>
-        <w:rPr>
-          <w:rFonts w:hint="eastAsia" w:ascii="Times New Roman" w:hAnsi="Times New Roman" w:eastAsia="FangSong" w:cs="Times New Roman"/>
-        </w:rPr>
-        <w:t>体积</w:t>
-      </w:r>
-      <w:r>
-        <w:rPr>
-          <w:rFonts w:hint="eastAsia" w:ascii="Times New Roman" w:hAnsi="Times New Roman" w:eastAsia="Times New Roman" w:cs="Times New Roman"/>
-        </w:rPr>
-        <w:t>、</w:t>
-      </w:r>
-      <w:r>
-        <w:rPr>
-          <w:rFonts w:hint="eastAsia" w:ascii="Times New Roman" w:hAnsi="Times New Roman" w:eastAsia="FangSong" w:cs="Times New Roman"/>
-        </w:rPr>
-        <w:t>电荷及能量交换的微观本质与定量守恒关系</w:t>
-      </w:r>
-      <w:r>
-        <w:rPr>
-          <w:rFonts w:hint="eastAsia" w:ascii="Times New Roman" w:hAnsi="Times New Roman" w:eastAsia="Times New Roman" w:cs="Times New Roman"/>
-        </w:rPr>
-        <w:t>。</w:t>
-      </w:r>
-    </w:p>
-    <w:p>
-      <w:pPr>
-        <w:pStyle w:val="BodyText"/>
-        <w:ind w:firstLine="420"/>
-      </w:pPr>
-      <w:r>
-        <w:rPr>
-          <w:rFonts w:hint="eastAsia" w:ascii="Times New Roman" w:hAnsi="Times New Roman" w:eastAsia="FangSong" w:cs="Times New Roman"/>
-        </w:rPr>
-        <w:t>在高中化学竞赛与大学化学学习中</w:t>
-      </w:r>
-      <w:r>
-        <w:rPr>
-          <w:rFonts w:hint="eastAsia" w:ascii="Times New Roman" w:hAnsi="Times New Roman" w:eastAsia="Times New Roman" w:cs="Times New Roman"/>
-        </w:rPr>
-        <w:t>，</w:t>
-      </w:r>
-      <w:r>
-        <w:rPr>
-          <w:rFonts w:hint="eastAsia" w:ascii="Times New Roman" w:hAnsi="Times New Roman" w:eastAsia="FangSong" w:cs="Times New Roman"/>
-        </w:rPr>
-        <w:t>许多学习者常常常存在一种误解</w:t>
-      </w:r>
-      <w:r>
-        <w:rPr>
-          <w:rFonts w:hint="eastAsia" w:ascii="Times New Roman" w:hAnsi="Times New Roman" w:eastAsia="Times New Roman" w:cs="Times New Roman"/>
-        </w:rPr>
-        <w:t>，</w:t>
-      </w:r>
-      <w:r>
-        <w:rPr>
-          <w:rFonts w:hint="eastAsia" w:ascii="Times New Roman" w:hAnsi="Times New Roman" w:eastAsia="FangSong" w:cs="Times New Roman"/>
-        </w:rPr>
-        <w:t>以为化学计算只是机械套用公式的低阶运算</w:t>
-      </w:r>
-      <w:r>
-        <w:rPr>
-          <w:rFonts w:hint="eastAsia" w:ascii="Times New Roman" w:hAnsi="Times New Roman" w:eastAsia="Times New Roman" w:cs="Times New Roman"/>
-        </w:rPr>
-        <w:t>。</w:t>
-      </w:r>
-      <w:r>
-        <w:rPr>
-          <w:rFonts w:hint="eastAsia" w:ascii="Times New Roman" w:hAnsi="Times New Roman" w:eastAsia="FangSong" w:cs="Times New Roman"/>
-        </w:rPr>
-        <w:t>然而在真实的复杂化学系统分析中</w:t>
-      </w:r>
-      <w:r>
-        <w:rPr>
-          <w:rFonts w:hint="eastAsia" w:ascii="Times New Roman" w:hAnsi="Times New Roman" w:eastAsia="Times New Roman" w:cs="Times New Roman"/>
-        </w:rPr>
-        <w:t>，</w:t>
-      </w:r>
-      <w:r>
-        <w:rPr>
-          <w:rFonts w:hint="eastAsia" w:ascii="Times New Roman" w:hAnsi="Times New Roman" w:eastAsia="FangSong" w:cs="Times New Roman"/>
-        </w:rPr>
-        <w:t>无论是多步工业串联反应的产率优化</w:t>
-      </w:r>
-      <w:r>
-        <w:rPr>
-          <w:rFonts w:hint="eastAsia" w:ascii="Times New Roman" w:hAnsi="Times New Roman" w:eastAsia="Times New Roman" w:cs="Times New Roman"/>
-        </w:rPr>
-        <w:t>、</w:t>
-      </w:r>
-      <w:r>
-        <w:rPr>
-          <w:rFonts w:hint="eastAsia" w:ascii="Times New Roman" w:hAnsi="Times New Roman" w:eastAsia="FangSong" w:cs="Times New Roman"/>
-        </w:rPr>
-        <w:t>高压混合气体的物态演化</w:t>
-      </w:r>
-      <w:r>
-        <w:rPr>
-          <w:rFonts w:hint="eastAsia" w:ascii="Times New Roman" w:hAnsi="Times New Roman" w:eastAsia="Times New Roman" w:cs="Times New Roman"/>
-        </w:rPr>
-        <w:t>、</w:t>
-      </w:r>
-      <w:r>
-        <w:rPr>
-          <w:rFonts w:hint="eastAsia" w:ascii="Times New Roman" w:hAnsi="Times New Roman" w:eastAsia="FangSong" w:cs="Times New Roman"/>
-        </w:rPr>
-        <w:t>复杂矿物体系的元素平衡</w:t>
-      </w:r>
-      <w:r>
-        <w:rPr>
-          <w:rFonts w:hint="eastAsia" w:ascii="Times New Roman" w:hAnsi="Times New Roman" w:eastAsia="Times New Roman" w:cs="Times New Roman"/>
-        </w:rPr>
-        <w:t>，</w:t>
-      </w:r>
-      <w:r>
-        <w:rPr>
-          <w:rFonts w:hint="eastAsia" w:ascii="Times New Roman" w:hAnsi="Times New Roman" w:eastAsia="FangSong" w:cs="Times New Roman"/>
-        </w:rPr>
-        <w:t>还是溶液中多重酸碱与络合副反应的精密解算</w:t>
-      </w:r>
-      <w:r>
-        <w:rPr>
-          <w:rFonts w:hint="eastAsia" w:ascii="Times New Roman" w:hAnsi="Times New Roman" w:eastAsia="Times New Roman" w:cs="Times New Roman"/>
-        </w:rPr>
-        <w:t>，</w:t>
-      </w:r>
-      <w:r>
-        <w:rPr>
-          <w:rFonts w:hint="eastAsia" w:ascii="Times New Roman" w:hAnsi="Times New Roman" w:eastAsia="FangSong" w:cs="Times New Roman"/>
-        </w:rPr>
-        <w:t>任何微小的量纲混乱</w:t>
-      </w:r>
-      <w:r>
-        <w:rPr>
-          <w:rFonts w:hint="eastAsia" w:ascii="Times New Roman" w:hAnsi="Times New Roman" w:eastAsia="Times New Roman" w:cs="Times New Roman"/>
-        </w:rPr>
-        <w:t>、</w:t>
-      </w:r>
-      <w:r>
-        <w:rPr>
-          <w:rFonts w:hint="eastAsia" w:ascii="Times New Roman" w:hAnsi="Times New Roman" w:eastAsia="FangSong" w:cs="Times New Roman"/>
-        </w:rPr>
-        <w:t>化学计量数颠倒</w:t>
-      </w:r>
-      <w:r>
-        <w:rPr>
-          <w:rFonts w:hint="eastAsia" w:ascii="Times New Roman" w:hAnsi="Times New Roman" w:eastAsia="Times New Roman" w:cs="Times New Roman"/>
-        </w:rPr>
-        <w:t>、</w:t>
-      </w:r>
-      <w:r>
-        <w:rPr>
-          <w:rFonts w:hint="eastAsia" w:ascii="Times New Roman" w:hAnsi="Times New Roman" w:eastAsia="FangSong" w:cs="Times New Roman"/>
-        </w:rPr>
-        <w:t>有效数字位数失控或守恒反查缺失</w:t>
-      </w:r>
-      <w:r>
-        <w:rPr>
-          <w:rFonts w:hint="eastAsia" w:ascii="Times New Roman" w:hAnsi="Times New Roman" w:eastAsia="Times New Roman" w:cs="Times New Roman"/>
-        </w:rPr>
-        <w:t>，</w:t>
-      </w:r>
-      <w:r>
-        <w:rPr>
-          <w:rFonts w:hint="eastAsia" w:ascii="Times New Roman" w:hAnsi="Times New Roman" w:eastAsia="FangSong" w:cs="Times New Roman"/>
-        </w:rPr>
-        <w:t>都将导致整个数理推导出现严重偏差</w:t>
-      </w:r>
-      <w:r>
-        <w:rPr>
-          <w:rFonts w:hint="eastAsia" w:ascii="Times New Roman" w:hAnsi="Times New Roman" w:eastAsia="Times New Roman" w:cs="Times New Roman"/>
-        </w:rPr>
-        <w:t>。</w:t>
-      </w:r>
-      <w:r>
-        <w:rPr>
-          <w:rFonts w:hint="eastAsia" w:ascii="Times New Roman" w:hAnsi="Times New Roman" w:eastAsia="FangSong" w:cs="Times New Roman"/>
-        </w:rPr>
-        <w:t>本讲作为全套化学原理讲义的坚实桥梁</w:t>
-      </w:r>
-      <w:r>
-        <w:rPr>
-          <w:rFonts w:hint="eastAsia" w:ascii="Times New Roman" w:hAnsi="Times New Roman" w:eastAsia="Times New Roman" w:cs="Times New Roman"/>
-        </w:rPr>
-        <w:t>，</w:t>
-      </w:r>
-      <w:r>
-        <w:rPr>
-          <w:rFonts w:hint="eastAsia" w:ascii="Times New Roman" w:hAnsi="Times New Roman" w:eastAsia="FangSong" w:cs="Times New Roman"/>
-        </w:rPr>
-        <w:t>旨在彻底打破碎片化公式死记硬背的低维模式</w:t>
-      </w:r>
-      <w:r>
-        <w:rPr>
-          <w:rFonts w:hint="eastAsia" w:ascii="Times New Roman" w:hAnsi="Times New Roman" w:eastAsia="Times New Roman" w:cs="Times New Roman"/>
-        </w:rPr>
-        <w:t>，</w:t>
-      </w:r>
-      <w:r>
-        <w:rPr>
-          <w:rFonts w:hint="eastAsia" w:ascii="Times New Roman" w:hAnsi="Times New Roman" w:eastAsia="FangSong" w:cs="Times New Roman"/>
-        </w:rPr>
-        <w:t>确立起严格契合国际纯粹与应用化学联合会</w:t>
-      </w:r>
-      <w:r>
-        <w:rPr>
-          <w:rFonts w:hint="eastAsia" w:ascii="Times New Roman" w:hAnsi="Times New Roman" w:eastAsia="Times New Roman" w:cs="Times New Roman"/>
-        </w:rPr>
-        <w:t>（IUPAC）</w:t>
-      </w:r>
-      <w:r>
-        <w:rPr>
-          <w:rFonts w:hint="eastAsia" w:ascii="Times New Roman" w:hAnsi="Times New Roman" w:eastAsia="FangSong" w:cs="Times New Roman"/>
-        </w:rPr>
-        <w:t>标准的量纲分析体系</w:t>
-      </w:r>
-      <w:r>
-        <w:rPr>
-          <w:rFonts w:hint="eastAsia" w:ascii="Times New Roman" w:hAnsi="Times New Roman" w:eastAsia="Times New Roman" w:cs="Times New Roman"/>
-        </w:rPr>
-        <w:t>、</w:t>
-      </w:r>
-      <w:r>
-        <w:rPr>
-          <w:rFonts w:hint="eastAsia" w:ascii="Times New Roman" w:hAnsi="Times New Roman" w:eastAsia="FangSong" w:cs="Times New Roman"/>
-        </w:rPr>
-        <w:t>化学计量数约定</w:t>
-      </w:r>
-      <w:r>
-        <w:rPr>
-          <w:rFonts w:hint="eastAsia" w:ascii="Times New Roman" w:hAnsi="Times New Roman" w:eastAsia="Times New Roman" w:cs="Times New Roman"/>
-        </w:rPr>
-        <w:t>、</w:t>
-      </w:r>
-      <w:r>
-        <w:rPr>
-          <w:rFonts w:hint="eastAsia" w:ascii="Times New Roman" w:hAnsi="Times New Roman" w:eastAsia="FangSong" w:cs="Times New Roman"/>
-        </w:rPr>
-        <w:t>限量反应物判据以及守恒法反查纪律</w:t>
-      </w:r>
-      <w:r>
-        <w:rPr>
-          <w:rFonts w:hint="eastAsia" w:ascii="Times New Roman" w:hAnsi="Times New Roman" w:eastAsia="Times New Roman" w:cs="Times New Roman"/>
-        </w:rPr>
-        <w:t>，</w:t>
-      </w:r>
-      <w:r>
-        <w:rPr>
-          <w:rFonts w:hint="eastAsia" w:ascii="Times New Roman" w:hAnsi="Times New Roman" w:eastAsia="FangSong" w:cs="Times New Roman"/>
-        </w:rPr>
-        <w:t>为后续热力学</w:t>
-      </w:r>
-      <w:r>
-        <w:rPr>
-          <w:rFonts w:hint="eastAsia" w:ascii="Times New Roman" w:hAnsi="Times New Roman" w:eastAsia="Times New Roman" w:cs="Times New Roman"/>
-        </w:rPr>
-        <w:t>、</w:t>
-      </w:r>
-      <w:r>
-        <w:rPr>
-          <w:rFonts w:hint="eastAsia" w:ascii="Times New Roman" w:hAnsi="Times New Roman" w:eastAsia="FangSong" w:cs="Times New Roman"/>
-        </w:rPr>
-        <w:t>动力学</w:t>
-      </w:r>
-      <w:r>
-        <w:rPr>
-          <w:rFonts w:hint="eastAsia" w:ascii="Times New Roman" w:hAnsi="Times New Roman" w:eastAsia="Times New Roman" w:cs="Times New Roman"/>
-        </w:rPr>
-        <w:t>、</w:t>
-      </w:r>
-      <w:r>
-        <w:rPr>
-          <w:rFonts w:hint="eastAsia" w:ascii="Times New Roman" w:hAnsi="Times New Roman" w:eastAsia="FangSong" w:cs="Times New Roman"/>
-        </w:rPr>
-        <w:t>四大平衡及仪器分析建立统一的数理语言与计算基石</w:t>
-      </w:r>
-      <w:r>
-        <w:rPr>
-          <w:rFonts w:hint="eastAsia" w:ascii="Times New Roman" w:hAnsi="Times New Roman" w:eastAsia="Times New Roman" w:cs="Times New Roman"/>
-        </w:rPr>
-        <w:t>。</w:t>
-      </w:r>
-    </w:p>
-    <w:p>
-      <w:pPr>
-        <w:spacing w:before="160" w:after="80"/>
-      </w:pPr>
-      <w:r>
-        <w:pict>
-          <v:rect style="width:0;height:1.5pt" o:hralign="center" o:hrstd="t" o:hr="t"/>
-        </w:pict>
-      </w:r>
-    </w:p>
-    <w:bookmarkEnd w:id="9"/>
-    <w:bookmarkStart w:id="12" w:name="国际单位制si与化学基本物理量体系"/>
-    <w:p>
-      <w:pPr>
-        <w:pStyle w:val="Heading2"/>
-        <w:spacing w:before="280" w:after="120"/>
-      </w:pPr>
-      <w:r>
-        <w:rPr>
-          <w:rFonts w:ascii="Times New Roman" w:hAnsi="Times New Roman" w:eastAsia="Times New Roman" w:cs="Times New Roman"/>
-        </w:rPr>
-        <w:t xml:space="preserve">§1 </w:t>
-      </w:r>
-      <w:r>
-        <w:rPr>
-          <w:rFonts w:hint="eastAsia" w:ascii="Times New Roman" w:hAnsi="Times New Roman" w:eastAsia="SimHei" w:cs="Times New Roman"/>
-        </w:rPr>
-        <w:t>国际单位制</w:t>
-      </w:r>
-      <w:r>
-        <w:rPr>
-          <w:rFonts w:hint="eastAsia" w:ascii="Times New Roman" w:hAnsi="Times New Roman" w:eastAsia="Times New Roman" w:cs="Times New Roman"/>
-        </w:rPr>
-        <w:t>（SI）</w:t>
-      </w:r>
-      <w:r>
-        <w:rPr>
-          <w:rFonts w:hint="eastAsia" w:ascii="Times New Roman" w:hAnsi="Times New Roman" w:eastAsia="SimHei" w:cs="Times New Roman"/>
-        </w:rPr>
-        <w:t>与化学基本物理量体系</w:t>
-      </w:r>
-    </w:p>
-    <w:bookmarkStart w:id="10" w:name="国际单位制七大基本物理量及化学核心量纲"/>
+    <w:bookmarkStart w:id="9" w:name="国际单位制七大基本物理量及化学核心量纲"/>
     <w:p>
       <w:pPr>
         <w:pStyle w:val="Heading3"/>
@@ -4144,8 +3109,8 @@
         <w:t>。</w:t>
       </w:r>
     </w:p>
-    <w:bookmarkEnd w:id="10"/>
-    <w:bookmarkStart w:id="11" w:name="量纲分析法dimensional-analysis与因子标度转换机制"/>
+    <w:bookmarkEnd w:id="9"/>
+    <w:bookmarkStart w:id="10" w:name="量纲分析法dimensional-analysis与因子标度转换机制"/>
     <w:p>
       <w:pPr>
         <w:pStyle w:val="Heading3"/>
@@ -6303,9 +5268,9 @@
         </w:pict>
       </w:r>
     </w:p>
+    <w:bookmarkEnd w:id="10"/>
     <w:bookmarkEnd w:id="11"/>
-    <w:bookmarkEnd w:id="12"/>
-    <w:bookmarkStart w:id="14" w:name="化学反应计量式的代数表达与计量数约定"/>
+    <w:bookmarkStart w:id="13" w:name="化学反应计量式的代数表达与计量数约定"/>
     <w:p>
       <w:pPr>
         <w:pStyle w:val="Heading2"/>
@@ -6324,7 +5289,7 @@
         <w:t xml:space="preserve">化学反应计量式的代数表达与计量数约定</w:t>
       </w:r>
     </w:p>
-    <w:bookmarkStart w:id="13" w:name="化学反应计量方程式的代数表达与计量数约定"/>
+    <w:bookmarkStart w:id="12" w:name="化学反应计量方程式的代数表达与计量数约定"/>
     <w:p>
       <w:pPr>
         <w:pStyle w:val="Heading3"/>
@@ -6703,18 +5668,15 @@
         </w:rPr>
         <w:t>：</w:t>
       </w:r>
-      <w:r>
-        <w:rPr>
-          <w:rFonts w:ascii="Times New Roman" w:hAnsi="Times New Roman" w:eastAsia="Times New Roman" w:cs="Times New Roman"/>
-        </w:rPr>
-        <w:t xml:space="preserve"> </w:t>
-      </w:r>
-      <w:r>
-        <w:rPr>
-          <w:rFonts w:ascii="Times New Roman" w:hAnsi="Times New Roman" w:eastAsia="Times New Roman" w:cs="Times New Roman"/>
-        </w:rPr>
-        <w:t xml:space="preserve">1. </w:t>
-      </w:r>
+    </w:p>
+    <w:p>
+      <w:pPr>
+        <w:numPr>
+          <w:ilvl w:val="0"/>
+          <w:numId w:val="1001"/>
+        </w:numPr>
+        <w:ind w:firstLine="420"/>
+      </w:pPr>
       <w:r>
         <w:rPr>
           <w:rFonts w:hint="eastAsia" w:ascii="Times New Roman" w:hAnsi="Times New Roman" w:eastAsia="FangSong" w:cs="Times New Roman"/>
@@ -6818,18 +5780,15 @@
         </w:rPr>
         <w:t xml:space="preserve">；</w:t>
       </w:r>
-      <w:r>
-        <w:rPr>
-          <w:rFonts w:ascii="Times New Roman" w:hAnsi="Times New Roman" w:eastAsia="Times New Roman" w:cs="Times New Roman"/>
-        </w:rPr>
-        <w:t xml:space="preserve"> </w:t>
-      </w:r>
-      <w:r>
-        <w:rPr>
-          <w:rFonts w:ascii="Times New Roman" w:hAnsi="Times New Roman" w:eastAsia="Times New Roman" w:cs="Times New Roman"/>
-        </w:rPr>
-        <w:t xml:space="preserve">2. </w:t>
-      </w:r>
+    </w:p>
+    <w:p>
+      <w:pPr>
+        <w:numPr>
+          <w:ilvl w:val="0"/>
+          <w:numId w:val="1001"/>
+        </w:numPr>
+        <w:ind w:firstLine="420"/>
+      </w:pPr>
       <w:r>
         <w:rPr>
           <w:rFonts w:hint="eastAsia" w:ascii="Times New Roman" w:hAnsi="Times New Roman" w:eastAsia="FangSong" w:cs="Times New Roman"/>
@@ -6933,18 +5892,15 @@
         </w:rPr>
         <w:t xml:space="preserve">；</w:t>
       </w:r>
-      <w:r>
-        <w:rPr>
-          <w:rFonts w:ascii="Times New Roman" w:hAnsi="Times New Roman" w:eastAsia="Times New Roman" w:cs="Times New Roman"/>
-        </w:rPr>
-        <w:t xml:space="preserve"> </w:t>
-      </w:r>
-      <w:r>
-        <w:rPr>
-          <w:rFonts w:ascii="Times New Roman" w:hAnsi="Times New Roman" w:eastAsia="Times New Roman" w:cs="Times New Roman"/>
-        </w:rPr>
-        <w:t xml:space="preserve">3. </w:t>
-      </w:r>
+    </w:p>
+    <w:p>
+      <w:pPr>
+        <w:numPr>
+          <w:ilvl w:val="0"/>
+          <w:numId w:val="1001"/>
+        </w:numPr>
+        <w:ind w:firstLine="420"/>
+      </w:pPr>
       <w:r>
         <w:rPr>
           <w:rFonts w:hint="eastAsia" w:ascii="Times New Roman" w:hAnsi="Times New Roman" w:eastAsia="FangSong" w:cs="Times New Roman"/>
@@ -7016,7 +5972,7 @@
     </w:p>
     <w:p>
       <w:pPr>
-        <w:pStyle w:val="BodyText"/>
+        <w:pStyle w:val="FirstParagraph"/>
         <w:ind w:firstLine="420"/>
       </w:pPr>
       <w:r>
@@ -8015,9 +6971,9 @@
         <w:t>。</w:t>
       </w:r>
     </w:p>
+    <w:bookmarkEnd w:id="12"/>
     <w:bookmarkEnd w:id="13"/>
-    <w:bookmarkEnd w:id="14"/>
-    <w:bookmarkStart w:id="17" w:name="限量反应物判定理论与产率纯度微观精算"/>
+    <w:bookmarkStart w:id="16" w:name="限量反应物判定理论与产率纯度微观精算"/>
     <w:p>
       <w:pPr>
         <w:pStyle w:val="Heading2"/>
@@ -8048,7 +7004,7 @@
         <w:t>纯度微观精算</w:t>
       </w:r>
     </w:p>
-    <w:bookmarkStart w:id="15" w:name="限量反应物limiting-reactant的严格数学判据"/>
+    <w:bookmarkStart w:id="14" w:name="限量反应物limiting-reactant的严格数学判据"/>
     <w:p>
       <w:pPr>
         <w:pStyle w:val="Heading3"/>
@@ -9323,18 +8279,15 @@
         </w:rPr>
         <w:t>：</w:t>
       </w:r>
-      <w:r>
-        <w:rPr>
-          <w:rFonts w:ascii="Times New Roman" w:hAnsi="Times New Roman" w:eastAsia="Times New Roman" w:cs="Times New Roman"/>
-        </w:rPr>
-        <w:t xml:space="preserve"> </w:t>
-      </w:r>
-      <w:r>
-        <w:rPr>
-          <w:rFonts w:ascii="Times New Roman" w:hAnsi="Times New Roman" w:eastAsia="Times New Roman" w:cs="Times New Roman"/>
-        </w:rPr>
-        <w:t xml:space="preserve">1. </w:t>
-      </w:r>
+    </w:p>
+    <w:p>
+      <w:pPr>
+        <w:numPr>
+          <w:ilvl w:val="0"/>
+          <w:numId w:val="1002"/>
+        </w:numPr>
+        <w:ind w:firstLine="420"/>
+      </w:pPr>
       <w:r>
         <w:rPr>
           <w:rFonts w:hint="eastAsia" w:ascii="Times New Roman" w:hAnsi="Times New Roman" w:eastAsia="FangSong" w:cs="Times New Roman"/>
@@ -9380,18 +8333,15 @@
         </w:rPr>
         <w:t xml:space="preserve">；</w:t>
       </w:r>
-      <w:r>
-        <w:rPr>
-          <w:rFonts w:ascii="Times New Roman" w:hAnsi="Times New Roman" w:eastAsia="Times New Roman" w:cs="Times New Roman"/>
-        </w:rPr>
-        <w:t xml:space="preserve"> </w:t>
-      </w:r>
-      <w:r>
-        <w:rPr>
-          <w:rFonts w:ascii="Times New Roman" w:hAnsi="Times New Roman" w:eastAsia="Times New Roman" w:cs="Times New Roman"/>
-        </w:rPr>
-        <w:t xml:space="preserve">2. </w:t>
-      </w:r>
+    </w:p>
+    <w:p>
+      <w:pPr>
+        <w:numPr>
+          <w:ilvl w:val="0"/>
+          <w:numId w:val="1002"/>
+        </w:numPr>
+        <w:ind w:firstLine="420"/>
+      </w:pPr>
       <w:r>
         <w:rPr>
           <w:rFonts w:hint="eastAsia" w:ascii="Times New Roman" w:hAnsi="Times New Roman" w:eastAsia="FangSong" w:cs="Times New Roman"/>
@@ -9488,18 +8438,15 @@
         </w:rPr>
         <w:t xml:space="preserve">；</w:t>
       </w:r>
-      <w:r>
-        <w:rPr>
-          <w:rFonts w:ascii="Times New Roman" w:hAnsi="Times New Roman" w:eastAsia="Times New Roman" w:cs="Times New Roman"/>
-        </w:rPr>
-        <w:t xml:space="preserve"> </w:t>
-      </w:r>
-      <w:r>
-        <w:rPr>
-          <w:rFonts w:ascii="Times New Roman" w:hAnsi="Times New Roman" w:eastAsia="Times New Roman" w:cs="Times New Roman"/>
-        </w:rPr>
-        <w:t xml:space="preserve">3. </w:t>
-      </w:r>
+    </w:p>
+    <w:p>
+      <w:pPr>
+        <w:numPr>
+          <w:ilvl w:val="0"/>
+          <w:numId w:val="1002"/>
+        </w:numPr>
+        <w:ind w:firstLine="420"/>
+      </w:pPr>
       <w:r>
         <w:rPr>
           <w:rFonts w:hint="eastAsia" w:ascii="Times New Roman" w:hAnsi="Times New Roman" w:eastAsia="FangSong" w:cs="Times New Roman"/>
@@ -9764,7 +8711,10 @@
     </w:p>
     <w:p>
       <w:pPr>
-        <w:pStyle w:val="FirstParagraph"/>
+        <w:numPr>
+          <w:ilvl w:val="0"/>
+          <w:numId w:val="1000"/>
+        </w:numPr>
         <w:ind w:firstLine="420"/>
       </w:pPr>
       <w:r>
@@ -10094,8 +9044,8 @@
         </m:oMath>
       </m:oMathPara>
     </w:p>
-    <w:bookmarkEnd w:id="15"/>
-    <w:bookmarkStart w:id="16" w:name="理论产量实际产量与百分产率"/>
+    <w:bookmarkEnd w:id="14"/>
+    <w:bookmarkStart w:id="15" w:name="理论产量实际产量与百分产率"/>
     <w:p>
       <w:pPr>
         <w:pStyle w:val="Heading3"/>
@@ -11701,9 +10651,9 @@
         </w:pict>
       </w:r>
     </w:p>
+    <w:bookmarkEnd w:id="15"/>
     <w:bookmarkEnd w:id="16"/>
-    <w:bookmarkEnd w:id="17"/>
-    <w:bookmarkStart w:id="20" w:name="溶液浓度表达体系与多基质换算微观解析推导"/>
+    <w:bookmarkStart w:id="19" w:name="溶液浓度表达体系与多基质换算微观解析推导"/>
     <w:p>
       <w:pPr>
         <w:pStyle w:val="Heading2"/>
@@ -11722,7 +10672,7 @@
         <w:t xml:space="preserve">溶液浓度表达体系与多基质换算微观解析推导</w:t>
       </w:r>
     </w:p>
-    <w:bookmarkStart w:id="18" w:name="六种核心浓度表达形式的物理定义与适用边界"/>
+    <w:bookmarkStart w:id="17" w:name="六种核心浓度表达形式的物理定义与适用边界"/>
     <w:p>
       <w:pPr>
         <w:pStyle w:val="Heading3"/>
@@ -14906,8 +13856,8 @@
         <w:t>。</w:t>
       </w:r>
     </w:p>
-    <w:bookmarkEnd w:id="18"/>
-    <w:bookmarkStart w:id="19" w:name="浓度换算公式的推导"/>
+    <w:bookmarkEnd w:id="17"/>
+    <w:bookmarkStart w:id="18" w:name="浓度换算公式的推导"/>
     <w:p>
       <w:pPr>
         <w:pStyle w:val="Heading3"/>
@@ -18516,9 +17466,9 @@
         <w:t>。</w:t>
       </w:r>
     </w:p>
+    <w:bookmarkEnd w:id="18"/>
     <w:bookmarkEnd w:id="19"/>
-    <w:bookmarkEnd w:id="20"/>
-    <w:bookmarkStart w:id="23" w:name="有效数字在化学计量与定量计算中的严谨落地"/>
+    <w:bookmarkStart w:id="22" w:name="有效数字在化学计量与定量计算中的严谨落地"/>
     <w:p>
       <w:pPr>
         <w:pStyle w:val="Heading2"/>
@@ -18537,7 +17487,7 @@
         <w:t xml:space="preserve">有效数字在化学计量与定量计算中的严谨落地</w:t>
       </w:r>
     </w:p>
-    <w:bookmarkStart w:id="21" w:name="有效数字位数的物理定义与实验误差末位本质"/>
+    <w:bookmarkStart w:id="20" w:name="有效数字位数的物理定义与实验误差末位本质"/>
     <w:p>
       <w:pPr>
         <w:pStyle w:val="Heading3"/>
@@ -19009,18 +17959,15 @@
         </w:rPr>
         <w:t>：</w:t>
       </w:r>
-      <w:r>
-        <w:rPr>
-          <w:rFonts w:ascii="Times New Roman" w:hAnsi="Times New Roman" w:eastAsia="Times New Roman" w:cs="Times New Roman"/>
-        </w:rPr>
-        <w:t xml:space="preserve"> </w:t>
-      </w:r>
-      <w:r>
-        <w:rPr>
-          <w:rFonts w:ascii="Times New Roman" w:hAnsi="Times New Roman" w:eastAsia="Times New Roman" w:cs="Times New Roman"/>
-        </w:rPr>
-        <w:t xml:space="preserve">1. </w:t>
-      </w:r>
+    </w:p>
+    <w:p>
+      <w:pPr>
+        <w:numPr>
+          <w:ilvl w:val="0"/>
+          <w:numId w:val="1003"/>
+        </w:numPr>
+        <w:ind w:firstLine="420"/>
+      </w:pPr>
       <w:r>
         <w:rPr>
           <w:rFonts w:hint="eastAsia" w:ascii="Times New Roman" w:hAnsi="Times New Roman" w:eastAsia="FangSong" w:cs="Times New Roman"/>
@@ -19197,18 +18144,15 @@
         </w:rPr>
         <w:t>）；</w:t>
       </w:r>
-      <w:r>
-        <w:rPr>
-          <w:rFonts w:ascii="Times New Roman" w:hAnsi="Times New Roman" w:eastAsia="Times New Roman" w:cs="Times New Roman"/>
-        </w:rPr>
-        <w:t xml:space="preserve"> </w:t>
-      </w:r>
-      <w:r>
-        <w:rPr>
-          <w:rFonts w:ascii="Times New Roman" w:hAnsi="Times New Roman" w:eastAsia="Times New Roman" w:cs="Times New Roman"/>
-        </w:rPr>
-        <w:t xml:space="preserve">2. </w:t>
-      </w:r>
+    </w:p>
+    <w:p>
+      <w:pPr>
+        <w:numPr>
+          <w:ilvl w:val="0"/>
+          <w:numId w:val="1003"/>
+        </w:numPr>
+        <w:ind w:firstLine="420"/>
+      </w:pPr>
       <w:r>
         <w:rPr>
           <w:rFonts w:hint="eastAsia" w:ascii="Times New Roman" w:hAnsi="Times New Roman" w:eastAsia="FangSong" w:cs="Times New Roman"/>
@@ -19505,18 +18449,15 @@
         </w:rPr>
         <w:t>）；</w:t>
       </w:r>
-      <w:r>
-        <w:rPr>
-          <w:rFonts w:ascii="Times New Roman" w:hAnsi="Times New Roman" w:eastAsia="Times New Roman" w:cs="Times New Roman"/>
-        </w:rPr>
-        <w:t xml:space="preserve"> </w:t>
-      </w:r>
-      <w:r>
-        <w:rPr>
-          <w:rFonts w:ascii="Times New Roman" w:hAnsi="Times New Roman" w:eastAsia="Times New Roman" w:cs="Times New Roman"/>
-        </w:rPr>
-        <w:t xml:space="preserve">3. </w:t>
-      </w:r>
+    </w:p>
+    <w:p>
+      <w:pPr>
+        <w:numPr>
+          <w:ilvl w:val="0"/>
+          <w:numId w:val="1003"/>
+        </w:numPr>
+        <w:ind w:firstLine="420"/>
+      </w:pPr>
       <w:r>
         <w:rPr>
           <w:rFonts w:hint="eastAsia" w:ascii="Times New Roman" w:hAnsi="Times New Roman" w:eastAsia="FangSong" w:cs="Times New Roman"/>
@@ -19836,8 +18777,8 @@
         <w:t>。</w:t>
       </w:r>
     </w:p>
-    <w:bookmarkEnd w:id="21"/>
-    <w:bookmarkStart w:id="22" w:name="四则运算与超越函数的有效数字修约规则"/>
+    <w:bookmarkEnd w:id="20"/>
+    <w:bookmarkStart w:id="21" w:name="四则运算与超越函数的有效数字修约规则"/>
     <w:p>
       <w:pPr>
         <w:pStyle w:val="Heading3"/>
@@ -22599,9 +21540,9 @@
         </w:pict>
       </w:r>
     </w:p>
+    <w:bookmarkEnd w:id="21"/>
     <w:bookmarkEnd w:id="22"/>
-    <w:bookmarkEnd w:id="23"/>
-    <w:bookmarkStart w:id="27" w:name="现代化学竞赛计算的守恒思想与常用方法"/>
+    <w:bookmarkStart w:id="26" w:name="现代化学竞赛计算的守恒思想与常用方法"/>
     <w:p>
       <w:pPr>
         <w:pStyle w:val="Heading2"/>
@@ -22686,7 +21627,7 @@
         <w:t>。</w:t>
       </w:r>
     </w:p>
-    <w:bookmarkStart w:id="24" w:name="守恒法在微观与宏观计算中的统领应用"/>
+    <w:bookmarkStart w:id="23" w:name="守恒法在微观与宏观计算中的统领应用"/>
     <w:p>
       <w:pPr>
         <w:pStyle w:val="Heading3"/>
@@ -23616,8 +22557,8 @@
         <w:t>。</w:t>
       </w:r>
     </w:p>
-    <w:bookmarkEnd w:id="24"/>
-    <w:bookmarkStart w:id="25" w:name="差量法关系式法与十字交叉法"/>
+    <w:bookmarkEnd w:id="23"/>
+    <w:bookmarkStart w:id="24" w:name="差量法关系式法与十字交叉法"/>
     <w:p>
       <w:pPr>
         <w:pStyle w:val="Heading3"/>
@@ -24837,8 +23778,8 @@
         <w:t>。</w:t>
       </w:r>
     </w:p>
-    <w:bookmarkEnd w:id="25"/>
-    <w:bookmarkStart w:id="26" w:name="量纲检验与数量级常识自检防线"/>
+    <w:bookmarkEnd w:id="24"/>
+    <w:bookmarkStart w:id="25" w:name="量纲检验与数量级常识自检防线"/>
     <w:p>
       <w:pPr>
         <w:pStyle w:val="Heading3"/>
@@ -25054,18 +23995,15 @@
         </w:rPr>
         <w:t>：</w:t>
       </w:r>
-      <w:r>
-        <w:rPr>
-          <w:rFonts w:ascii="Times New Roman" w:hAnsi="Times New Roman" w:eastAsia="Times New Roman" w:cs="Times New Roman"/>
-        </w:rPr>
-        <w:t xml:space="preserve"> </w:t>
-      </w:r>
-      <w:r>
-        <w:rPr>
-          <w:rFonts w:ascii="Times New Roman" w:hAnsi="Times New Roman" w:eastAsia="Times New Roman" w:cs="Times New Roman"/>
-        </w:rPr>
-        <w:t xml:space="preserve">1. </w:t>
-      </w:r>
+    </w:p>
+    <w:p>
+      <w:pPr>
+        <w:numPr>
+          <w:ilvl w:val="0"/>
+          <w:numId w:val="1004"/>
+        </w:numPr>
+        <w:ind w:firstLine="420"/>
+      </w:pPr>
       <w:r>
         <w:rPr>
           <w:rFonts w:hint="eastAsia" w:ascii="Times New Roman" w:hAnsi="Times New Roman" w:eastAsia="FangSong" w:cs="Times New Roman"/>
@@ -25263,18 +24201,15 @@
         </w:rPr>
         <w:t>；</w:t>
       </w:r>
-      <w:r>
-        <w:rPr>
-          <w:rFonts w:ascii="Times New Roman" w:hAnsi="Times New Roman" w:eastAsia="Times New Roman" w:cs="Times New Roman"/>
-        </w:rPr>
-        <w:t xml:space="preserve"> </w:t>
-      </w:r>
-      <w:r>
-        <w:rPr>
-          <w:rFonts w:ascii="Times New Roman" w:hAnsi="Times New Roman" w:eastAsia="Times New Roman" w:cs="Times New Roman"/>
-        </w:rPr>
-        <w:t xml:space="preserve">2. </w:t>
-      </w:r>
+    </w:p>
+    <w:p>
+      <w:pPr>
+        <w:numPr>
+          <w:ilvl w:val="0"/>
+          <w:numId w:val="1004"/>
+        </w:numPr>
+        <w:ind w:firstLine="420"/>
+      </w:pPr>
       <w:r>
         <w:rPr>
           <w:rFonts w:hint="eastAsia" w:ascii="Times New Roman" w:hAnsi="Times New Roman" w:eastAsia="FangSong" w:cs="Times New Roman"/>
@@ -25378,18 +24313,15 @@
         </w:rPr>
         <w:t xml:space="preserve">；</w:t>
       </w:r>
-      <w:r>
-        <w:rPr>
-          <w:rFonts w:ascii="Times New Roman" w:hAnsi="Times New Roman" w:eastAsia="Times New Roman" w:cs="Times New Roman"/>
-        </w:rPr>
-        <w:t xml:space="preserve"> </w:t>
-      </w:r>
-      <w:r>
-        <w:rPr>
-          <w:rFonts w:ascii="Times New Roman" w:hAnsi="Times New Roman" w:eastAsia="Times New Roman" w:cs="Times New Roman"/>
-        </w:rPr>
-        <w:t xml:space="preserve">3. </w:t>
-      </w:r>
+    </w:p>
+    <w:p>
+      <w:pPr>
+        <w:numPr>
+          <w:ilvl w:val="0"/>
+          <w:numId w:val="1004"/>
+        </w:numPr>
+        <w:ind w:firstLine="420"/>
+      </w:pPr>
       <w:r>
         <w:rPr>
           <w:rFonts w:hint="eastAsia" w:ascii="Times New Roman" w:hAnsi="Times New Roman" w:eastAsia="FangSong" w:cs="Times New Roman"/>
@@ -25442,9 +24374,9 @@
         </w:pict>
       </w:r>
     </w:p>
+    <w:bookmarkEnd w:id="25"/>
     <w:bookmarkEnd w:id="26"/>
-    <w:bookmarkEnd w:id="27"/>
-    <w:bookmarkStart w:id="28" w:name="核心物理量与换算关系速查三线表gbt-7713.1-规范"/>
+    <w:bookmarkStart w:id="27" w:name="核心物理量与换算关系速查三线表"/>
     <w:p>
       <w:pPr>
         <w:pStyle w:val="Heading2"/>
@@ -25460,31 +24392,7 @@
         <w:rPr>
           <w:rFonts w:hint="eastAsia" w:ascii="Times New Roman" w:hAnsi="Times New Roman" w:eastAsia="SimHei" w:cs="Times New Roman"/>
         </w:rPr>
-        <w:t>核心物理量与换算关系速查三线表</w:t>
-      </w:r>
-      <w:r>
-        <w:rPr>
-          <w:rFonts w:hint="eastAsia" w:ascii="Times New Roman" w:hAnsi="Times New Roman" w:eastAsia="Times New Roman" w:cs="Times New Roman"/>
-        </w:rPr>
-        <w:t>（GB/T</w:t>
-      </w:r>
-      <w:r>
-        <w:rPr>
-          <w:rFonts w:ascii="Times New Roman" w:hAnsi="Times New Roman" w:eastAsia="Times New Roman" w:cs="Times New Roman"/>
-        </w:rPr>
-        <w:t xml:space="preserve"> 7713.1 </w:t>
-      </w:r>
-      <w:r>
-        <w:rPr>
-          <w:rFonts w:hint="eastAsia" w:ascii="Times New Roman" w:hAnsi="Times New Roman" w:eastAsia="SimHei" w:cs="Times New Roman"/>
-        </w:rPr>
-        <w:t>规范</w:t>
-      </w:r>
-      <w:r>
-        <w:rPr>
-          <w:rFonts w:hint="eastAsia" w:ascii="Times New Roman" w:hAnsi="Times New Roman" w:eastAsia="Times New Roman" w:cs="Times New Roman"/>
-        </w:rPr>
-        <w:t>）</w:t>
+        <w:t xml:space="preserve">核心物理量与换算关系速查三线表</w:t>
       </w:r>
     </w:p>
     <w:p>
@@ -29635,8 +28543,8 @@
         </w:pict>
       </w:r>
     </w:p>
-    <w:bookmarkEnd w:id="28"/>
-    <w:bookmarkStart w:id="29" w:name="典范进阶例题例-13-全解"/>
+    <w:bookmarkEnd w:id="27"/>
+    <w:bookmarkStart w:id="28" w:name="典范进阶例题例-13-全解"/>
     <w:p>
       <w:pPr>
         <w:pStyle w:val="Heading2"/>
@@ -33890,8 +32798,8 @@
         <w:t xml:space="preserve">）？</w:t>
       </w:r>
     </w:p>
-    <w:bookmarkEnd w:id="29"/>
-    <w:bookmarkStart w:id="30" w:name="竞赛思考强化题与微观机理精解"/>
+    <w:bookmarkEnd w:id="28"/>
+    <w:bookmarkStart w:id="29" w:name="课后习题"/>
     <w:p>
       <w:pPr>
         <w:pStyle w:val="Heading2"/>
@@ -33907,7 +32815,7 @@
         <w:rPr>
           <w:rFonts w:hint="eastAsia" w:ascii="Times New Roman" w:hAnsi="Times New Roman" w:eastAsia="SimHei" w:cs="Times New Roman"/>
         </w:rPr>
-        <w:t xml:space="preserve">竞赛思考强化题与微观机理精解</w:t>
+        <w:t xml:space="preserve">课后习题</w:t>
       </w:r>
     </w:p>
     <w:p>
@@ -43109,7 +42017,7 @@
         <w:pStyle w:val="BodyText"/>
       </w:pPr>
     </w:p>
-    <w:bookmarkEnd w:id="30"/>
+    <w:bookmarkEnd w:id="29"/>
     <w:sectPr>
       <w:footerReference w:type="default" r:id="rId9"/>
       <w:footnotePr>
@@ -43258,8 +42166,213 @@
       </w:pPr>
     </w:lvl>
   </w:abstractNum>
+  <w:abstractNum w:abstractNumId="99411">
+    <w:nsid w:val="00A99411"/>
+    <w:multiLevelType w:val="multilevel"/>
+    <w:lvl w:ilvl="0">
+      <w:start w:val="1"/>
+      <w:numFmt w:val="decimal"/>
+      <w:lvlText w:val="%1."/>
+      <w:lvlJc w:val="left"/>
+      <w:pPr>
+        <w:ind w:left="720" w:hanging="360"/>
+      </w:pPr>
+    </w:lvl>
+    <w:lvl w:ilvl="1">
+      <w:start w:val="1"/>
+      <w:numFmt w:val="decimal"/>
+      <w:lvlText w:val="%2."/>
+      <w:lvlJc w:val="left"/>
+      <w:pPr>
+        <w:ind w:left="1440" w:hanging="360"/>
+      </w:pPr>
+    </w:lvl>
+    <w:lvl w:ilvl="2">
+      <w:start w:val="1"/>
+      <w:numFmt w:val="decimal"/>
+      <w:lvlText w:val="%3."/>
+      <w:lvlJc w:val="left"/>
+      <w:pPr>
+        <w:ind w:left="2160" w:hanging="360"/>
+      </w:pPr>
+    </w:lvl>
+    <w:lvl w:ilvl="3">
+      <w:start w:val="1"/>
+      <w:numFmt w:val="decimal"/>
+      <w:lvlText w:val="%4."/>
+      <w:lvlJc w:val="left"/>
+      <w:pPr>
+        <w:ind w:left="2880" w:hanging="360"/>
+      </w:pPr>
+    </w:lvl>
+    <w:lvl w:ilvl="4">
+      <w:start w:val="1"/>
+      <w:numFmt w:val="decimal"/>
+      <w:lvlText w:val="%5."/>
+      <w:lvlJc w:val="left"/>
+      <w:pPr>
+        <w:ind w:left="3600" w:hanging="360"/>
+      </w:pPr>
+    </w:lvl>
+    <w:lvl w:ilvl="5">
+      <w:start w:val="1"/>
+      <w:numFmt w:val="decimal"/>
+      <w:lvlText w:val="%6."/>
+      <w:lvlJc w:val="left"/>
+      <w:pPr>
+        <w:ind w:left="4320" w:hanging="360"/>
+      </w:pPr>
+    </w:lvl>
+    <w:lvl w:ilvl="6">
+      <w:start w:val="1"/>
+      <w:numFmt w:val="decimal"/>
+      <w:lvlText w:val="%7."/>
+      <w:lvlJc w:val="left"/>
+      <w:pPr>
+        <w:ind w:left="5040" w:hanging="360"/>
+      </w:pPr>
+    </w:lvl>
+    <w:lvl w:ilvl="7">
+      <w:start w:val="1"/>
+      <w:numFmt w:val="decimal"/>
+      <w:lvlText w:val="%8."/>
+      <w:lvlJc w:val="left"/>
+      <w:pPr>
+        <w:ind w:left="5760" w:hanging="360"/>
+      </w:pPr>
+    </w:lvl>
+    <w:lvl w:ilvl="8">
+      <w:start w:val="1"/>
+      <w:numFmt w:val="decimal"/>
+      <w:lvlText w:val="%9."/>
+      <w:lvlJc w:val="left"/>
+      <w:pPr>
+        <w:ind w:left="6480" w:hanging="360"/>
+      </w:pPr>
+    </w:lvl>
+  </w:abstractNum>
   <w:num w:numId="1000">
     <w:abstractNumId w:val="990"/>
+  </w:num>
+  <w:num w:numId="1001">
+    <w:abstractNumId w:val="99411"/>
+    <w:lvlOverride w:ilvl="0">
+      <w:startOverride w:val="1"/>
+    </w:lvlOverride>
+    <w:lvlOverride w:ilvl="1">
+      <w:startOverride w:val="1"/>
+    </w:lvlOverride>
+    <w:lvlOverride w:ilvl="2">
+      <w:startOverride w:val="1"/>
+    </w:lvlOverride>
+    <w:lvlOverride w:ilvl="3">
+      <w:startOverride w:val="1"/>
+    </w:lvlOverride>
+    <w:lvlOverride w:ilvl="4">
+      <w:startOverride w:val="1"/>
+    </w:lvlOverride>
+    <w:lvlOverride w:ilvl="5">
+      <w:startOverride w:val="1"/>
+    </w:lvlOverride>
+    <w:lvlOverride w:ilvl="6">
+      <w:startOverride w:val="1"/>
+    </w:lvlOverride>
+    <w:lvlOverride w:ilvl="7">
+      <w:startOverride w:val="1"/>
+    </w:lvlOverride>
+    <w:lvlOverride w:ilvl="8">
+      <w:startOverride w:val="1"/>
+    </w:lvlOverride>
+  </w:num>
+  <w:num w:numId="1002">
+    <w:abstractNumId w:val="99411"/>
+    <w:lvlOverride w:ilvl="0">
+      <w:startOverride w:val="1"/>
+    </w:lvlOverride>
+    <w:lvlOverride w:ilvl="1">
+      <w:startOverride w:val="1"/>
+    </w:lvlOverride>
+    <w:lvlOverride w:ilvl="2">
+      <w:startOverride w:val="1"/>
+    </w:lvlOverride>
+    <w:lvlOverride w:ilvl="3">
+      <w:startOverride w:val="1"/>
+    </w:lvlOverride>
+    <w:lvlOverride w:ilvl="4">
+      <w:startOverride w:val="1"/>
+    </w:lvlOverride>
+    <w:lvlOverride w:ilvl="5">
+      <w:startOverride w:val="1"/>
+    </w:lvlOverride>
+    <w:lvlOverride w:ilvl="6">
+      <w:startOverride w:val="1"/>
+    </w:lvlOverride>
+    <w:lvlOverride w:ilvl="7">
+      <w:startOverride w:val="1"/>
+    </w:lvlOverride>
+    <w:lvlOverride w:ilvl="8">
+      <w:startOverride w:val="1"/>
+    </w:lvlOverride>
+  </w:num>
+  <w:num w:numId="1003">
+    <w:abstractNumId w:val="99411"/>
+    <w:lvlOverride w:ilvl="0">
+      <w:startOverride w:val="1"/>
+    </w:lvlOverride>
+    <w:lvlOverride w:ilvl="1">
+      <w:startOverride w:val="1"/>
+    </w:lvlOverride>
+    <w:lvlOverride w:ilvl="2">
+      <w:startOverride w:val="1"/>
+    </w:lvlOverride>
+    <w:lvlOverride w:ilvl="3">
+      <w:startOverride w:val="1"/>
+    </w:lvlOverride>
+    <w:lvlOverride w:ilvl="4">
+      <w:startOverride w:val="1"/>
+    </w:lvlOverride>
+    <w:lvlOverride w:ilvl="5">
+      <w:startOverride w:val="1"/>
+    </w:lvlOverride>
+    <w:lvlOverride w:ilvl="6">
+      <w:startOverride w:val="1"/>
+    </w:lvlOverride>
+    <w:lvlOverride w:ilvl="7">
+      <w:startOverride w:val="1"/>
+    </w:lvlOverride>
+    <w:lvlOverride w:ilvl="8">
+      <w:startOverride w:val="1"/>
+    </w:lvlOverride>
+  </w:num>
+  <w:num w:numId="1004">
+    <w:abstractNumId w:val="99411"/>
+    <w:lvlOverride w:ilvl="0">
+      <w:startOverride w:val="1"/>
+    </w:lvlOverride>
+    <w:lvlOverride w:ilvl="1">
+      <w:startOverride w:val="1"/>
+    </w:lvlOverride>
+    <w:lvlOverride w:ilvl="2">
+      <w:startOverride w:val="1"/>
+    </w:lvlOverride>
+    <w:lvlOverride w:ilvl="3">
+      <w:startOverride w:val="1"/>
+    </w:lvlOverride>
+    <w:lvlOverride w:ilvl="4">
+      <w:startOverride w:val="1"/>
+    </w:lvlOverride>
+    <w:lvlOverride w:ilvl="5">
+      <w:startOverride w:val="1"/>
+    </w:lvlOverride>
+    <w:lvlOverride w:ilvl="6">
+      <w:startOverride w:val="1"/>
+    </w:lvlOverride>
+    <w:lvlOverride w:ilvl="7">
+      <w:startOverride w:val="1"/>
+    </w:lvlOverride>
+    <w:lvlOverride w:ilvl="8">
+      <w:startOverride w:val="1"/>
+    </w:lvlOverride>
   </w:num>
 </w:numbering>
 </file>

--- a/06-学生侧材料/讲义/学生专用版/1-化学基础知识/化学计量与计算规范-超级充实版（学生专用版）.docx
+++ b/06-学生侧材料/讲义/学生专用版/1-化学基础知识/化学计量与计算规范-超级充实版（学生专用版）.docx
@@ -1793,7 +1793,7 @@
         <w:rPr>
           <w:rFonts w:hint="eastAsia" w:ascii="Times New Roman" w:hAnsi="Times New Roman" w:eastAsia="FangSong" w:cs="Times New Roman"/>
         </w:rPr>
-        <w:t>必须极其严密地将摩尔质量与相对原子质量</w:t>
+        <w:t>必须严密地将摩尔质量与相对原子质量</w:t>
       </w:r>
       <w:r>
         <w:rPr>
@@ -3557,7 +3557,7 @@
         <w:rPr>
           <w:rFonts w:hint="eastAsia" w:ascii="Times New Roman" w:hAnsi="Times New Roman" w:eastAsia="FangSong" w:cs="Times New Roman"/>
         </w:rPr>
-        <w:t>该方法的数理基础极其优美且绝对安全</w:t>
+        <w:t>该方法的数理基础优美且绝对安全</w:t>
       </w:r>
       <w:r>
         <w:rPr>
@@ -20933,7 +20933,7 @@
         <w:rPr>
           <w:rFonts w:hint="eastAsia" w:ascii="Times New Roman" w:hAnsi="Times New Roman" w:eastAsia="FangSong" w:cs="Times New Roman"/>
         </w:rPr>
-        <w:t>是极为典型的学术扣分陷阱</w:t>
+        <w:t>是典型的学术扣分陷阱</w:t>
       </w:r>
       <w:r>
         <w:rPr>

--- a/06-学生侧材料/讲义/学生专用版/1-化学基础知识/化学计量与计算规范-超级充实版（学生专用版）.docx
+++ b/06-学生侧材料/讲义/学生专用版/1-化学基础知识/化学计量与计算规范-超级充实版（学生专用版）.docx
@@ -28614,12 +28614,12 @@
         </w:rPr>
         <w:t xml:space="preserve"> 1</w:t>
       </w:r>
-      <w:r>
-        <w:rPr>
-          <w:rFonts w:ascii="Times New Roman" w:hAnsi="Times New Roman" w:eastAsia="Times New Roman" w:cs="Times New Roman"/>
-        </w:rPr>
-        <w:t xml:space="preserve"> </w:t>
-      </w:r>
+    </w:p>
+    <w:p>
+      <w:pPr>
+        <w:pStyle w:val="BodyText"/>
+        <w:ind w:firstLine="420"/>
+      </w:pPr>
       <w:r>
         <w:rPr>
           <w:rFonts w:hint="eastAsia" w:ascii="Times New Roman" w:hAnsi="Times New Roman" w:eastAsia="FangSong" w:cs="Times New Roman"/>
@@ -30583,12 +30583,12 @@
         </w:rPr>
         <w:t xml:space="preserve"> 2</w:t>
       </w:r>
-      <w:r>
-        <w:rPr>
-          <w:rFonts w:ascii="Times New Roman" w:hAnsi="Times New Roman" w:eastAsia="Times New Roman" w:cs="Times New Roman"/>
-        </w:rPr>
-        <w:t xml:space="preserve"> </w:t>
-      </w:r>
+    </w:p>
+    <w:p>
+      <w:pPr>
+        <w:pStyle w:val="BodyText"/>
+        <w:ind w:firstLine="420"/>
+      </w:pPr>
       <w:r>
         <w:rPr>
           <w:rFonts w:hint="eastAsia" w:ascii="Times New Roman" w:hAnsi="Times New Roman" w:eastAsia="FangSong" w:cs="Times New Roman"/>
@@ -31834,12 +31834,12 @@
         </w:rPr>
         <w:t xml:space="preserve"> 3</w:t>
       </w:r>
-      <w:r>
-        <w:rPr>
-          <w:rFonts w:ascii="Times New Roman" w:hAnsi="Times New Roman" w:eastAsia="Times New Roman" w:cs="Times New Roman"/>
-        </w:rPr>
-        <w:t xml:space="preserve"> </w:t>
-      </w:r>
+    </w:p>
+    <w:p>
+      <w:pPr>
+        <w:pStyle w:val="BodyText"/>
+        <w:ind w:firstLine="420"/>
+      </w:pPr>
       <w:r>
         <w:rPr>
           <w:rFonts w:hint="eastAsia" w:ascii="Times New Roman" w:hAnsi="Times New Roman" w:eastAsia="FangSong" w:cs="Times New Roman"/>

--- a/06-学生侧材料/讲义/学生专用版/1-化学基础知识/化学计量与计算规范-超级充实版（学生专用版）.docx
+++ b/06-学生侧材料/讲义/学生专用版/1-化学基础知识/化学计量与计算规范-超级充实版（学生专用版）.docx
@@ -10476,12 +10476,12 @@
         </w:rPr>
         <w:t>）；</w:t>
       </w:r>
-      <w:r>
-        <w:rPr>
-          <w:rFonts w:ascii="Times New Roman" w:hAnsi="Times New Roman" w:eastAsia="Times New Roman" w:cs="Times New Roman"/>
-        </w:rPr>
-        <w:t xml:space="preserve"> </w:t>
-      </w:r>
+    </w:p>
+    <w:p>
+      <w:pPr>
+        <w:pStyle w:val="BodyText"/>
+        <w:ind w:firstLine="420"/>
+      </w:pPr>
       <w:r>
         <w:rPr>
           <w:rFonts w:hint="eastAsia" w:ascii="Times New Roman" w:hAnsi="Times New Roman" w:eastAsia="FangSong" w:cs="Times New Roman"/>
@@ -14287,12 +14287,12 @@
         </w:rPr>
         <w:t xml:space="preserve">。</w:t>
       </w:r>
-      <w:r>
-        <w:rPr>
-          <w:rFonts w:ascii="Times New Roman" w:hAnsi="Times New Roman" w:eastAsia="Times New Roman" w:cs="Times New Roman"/>
-        </w:rPr>
-        <w:t xml:space="preserve"> </w:t>
-      </w:r>
+    </w:p>
+    <w:p>
+      <w:pPr>
+        <w:pStyle w:val="BodyText"/>
+        <w:ind w:firstLine="420"/>
+      </w:pPr>
       <w:r>
         <w:rPr>
           <w:rFonts w:hint="eastAsia" w:ascii="Times New Roman" w:hAnsi="Times New Roman" w:eastAsia="FangSong" w:cs="Times New Roman"/>
@@ -14390,12 +14390,12 @@
         </w:rPr>
         <w:t>。</w:t>
       </w:r>
-      <w:r>
-        <w:rPr>
-          <w:rFonts w:ascii="Times New Roman" w:hAnsi="Times New Roman" w:eastAsia="Times New Roman" w:cs="Times New Roman"/>
-        </w:rPr>
-        <w:t xml:space="preserve"> </w:t>
-      </w:r>
+    </w:p>
+    <w:p>
+      <w:pPr>
+        <w:pStyle w:val="BodyText"/>
+        <w:ind w:firstLine="420"/>
+      </w:pPr>
       <w:r>
         <w:rPr>
           <w:rFonts w:hint="eastAsia" w:ascii="Times New Roman" w:hAnsi="Times New Roman" w:eastAsia="FangSong" w:cs="Times New Roman"/>
@@ -15630,12 +15630,12 @@
         </w:rPr>
         <w:t xml:space="preserve">。</w:t>
       </w:r>
-      <w:r>
-        <w:rPr>
-          <w:rFonts w:ascii="Times New Roman" w:hAnsi="Times New Roman" w:eastAsia="Times New Roman" w:cs="Times New Roman"/>
-        </w:rPr>
-        <w:t xml:space="preserve"> </w:t>
-      </w:r>
+    </w:p>
+    <w:p>
+      <w:pPr>
+        <w:pStyle w:val="BodyText"/>
+        <w:ind w:firstLine="420"/>
+      </w:pPr>
       <w:r>
         <w:rPr>
           <w:rFonts w:hint="eastAsia" w:ascii="Times New Roman" w:hAnsi="Times New Roman" w:eastAsia="FangSong" w:cs="Times New Roman"/>
@@ -15748,12 +15748,12 @@
         </w:rPr>
         <w:t>。</w:t>
       </w:r>
-      <w:r>
-        <w:rPr>
-          <w:rFonts w:ascii="Times New Roman" w:hAnsi="Times New Roman" w:eastAsia="Times New Roman" w:cs="Times New Roman"/>
-        </w:rPr>
-        <w:t xml:space="preserve"> </w:t>
-      </w:r>
+    </w:p>
+    <w:p>
+      <w:pPr>
+        <w:pStyle w:val="BodyText"/>
+        <w:ind w:firstLine="420"/>
+      </w:pPr>
       <w:r>
         <w:rPr>
           <w:rFonts w:hint="eastAsia" w:ascii="Times New Roman" w:hAnsi="Times New Roman" w:eastAsia="FangSong" w:cs="Times New Roman"/>
@@ -16030,12 +16030,12 @@
         </w:rPr>
         <w:t xml:space="preserve">。</w:t>
       </w:r>
-      <w:r>
-        <w:rPr>
-          <w:rFonts w:ascii="Times New Roman" w:hAnsi="Times New Roman" w:eastAsia="Times New Roman" w:cs="Times New Roman"/>
-        </w:rPr>
-        <w:t xml:space="preserve"> </w:t>
-      </w:r>
+    </w:p>
+    <w:p>
+      <w:pPr>
+        <w:pStyle w:val="BodyText"/>
+        <w:ind w:firstLine="420"/>
+      </w:pPr>
       <w:r>
         <w:rPr>
           <w:rFonts w:hint="eastAsia" w:ascii="Times New Roman" w:hAnsi="Times New Roman" w:eastAsia="FangSong" w:cs="Times New Roman"/>
@@ -16151,12 +16151,12 @@
         </w:rPr>
         <w:t xml:space="preserve">。</w:t>
       </w:r>
-      <w:r>
-        <w:rPr>
-          <w:rFonts w:ascii="Times New Roman" w:hAnsi="Times New Roman" w:eastAsia="Times New Roman" w:cs="Times New Roman"/>
-        </w:rPr>
-        <w:t xml:space="preserve"> </w:t>
-      </w:r>
+    </w:p>
+    <w:p>
+      <w:pPr>
+        <w:pStyle w:val="BodyText"/>
+        <w:ind w:firstLine="420"/>
+      </w:pPr>
       <w:r>
         <w:rPr>
           <w:rFonts w:hint="eastAsia" w:ascii="Times New Roman" w:hAnsi="Times New Roman" w:eastAsia="FangSong" w:cs="Times New Roman"/>
@@ -18916,12 +18916,12 @@
         </w:rPr>
         <w:t>。</w:t>
       </w:r>
-      <w:r>
-        <w:rPr>
-          <w:rFonts w:ascii="Times New Roman" w:hAnsi="Times New Roman" w:eastAsia="Times New Roman" w:cs="Times New Roman"/>
-        </w:rPr>
-        <w:t xml:space="preserve"> </w:t>
-      </w:r>
+    </w:p>
+    <w:p>
+      <w:pPr>
+        <w:pStyle w:val="BodyText"/>
+        <w:ind w:firstLine="420"/>
+      </w:pPr>
       <w:r>
         <w:rPr>
           <w:rFonts w:hint="eastAsia" w:ascii="Times New Roman" w:hAnsi="Times New Roman" w:eastAsia="FangSong" w:cs="Times New Roman"/>
@@ -19346,12 +19346,12 @@
         </w:rPr>
         <w:t>。</w:t>
       </w:r>
-      <w:r>
-        <w:rPr>
-          <w:rFonts w:ascii="Times New Roman" w:hAnsi="Times New Roman" w:eastAsia="Times New Roman" w:cs="Times New Roman"/>
-        </w:rPr>
-        <w:t xml:space="preserve"> </w:t>
-      </w:r>
+    </w:p>
+    <w:p>
+      <w:pPr>
+        <w:pStyle w:val="BodyText"/>
+        <w:ind w:firstLine="420"/>
+      </w:pPr>
       <w:r>
         <w:rPr>
           <w:rFonts w:hint="eastAsia" w:ascii="Times New Roman" w:hAnsi="Times New Roman" w:eastAsia="FangSong" w:cs="Times New Roman"/>
@@ -20026,12 +20026,12 @@
         </w:rPr>
         <w:t>！</w:t>
       </w:r>
-      <w:r>
-        <w:rPr>
-          <w:rFonts w:ascii="Times New Roman" w:hAnsi="Times New Roman" w:eastAsia="Times New Roman" w:cs="Times New Roman"/>
-        </w:rPr>
-        <w:t xml:space="preserve"> </w:t>
-      </w:r>
+    </w:p>
+    <w:p>
+      <w:pPr>
+        <w:pStyle w:val="BodyText"/>
+        <w:ind w:firstLine="420"/>
+      </w:pPr>
       <w:r>
         <w:rPr>
           <w:rFonts w:hint="eastAsia" w:ascii="Times New Roman" w:hAnsi="Times New Roman" w:eastAsia="FangSong" w:cs="Times New Roman"/>
@@ -23839,12 +23839,12 @@
         </w:rPr>
         <w:t>：</w:t>
       </w:r>
-      <w:r>
-        <w:rPr>
-          <w:rFonts w:ascii="Times New Roman" w:hAnsi="Times New Roman" w:eastAsia="Times New Roman" w:cs="Times New Roman"/>
-        </w:rPr>
-        <w:t xml:space="preserve"> </w:t>
-      </w:r>
+    </w:p>
+    <w:p>
+      <w:pPr>
+        <w:pStyle w:val="BodyText"/>
+        <w:ind w:firstLine="420"/>
+      </w:pPr>
       <w:r>
         <w:rPr>
           <w:rFonts w:hint="eastAsia" w:ascii="Times New Roman" w:hAnsi="Times New Roman" w:eastAsia="FangSong" w:cs="Times New Roman"/>
@@ -23881,12 +23881,12 @@
         </w:rPr>
         <w:t>；</w:t>
       </w:r>
-      <w:r>
-        <w:rPr>
-          <w:rFonts w:ascii="Times New Roman" w:hAnsi="Times New Roman" w:eastAsia="Times New Roman" w:cs="Times New Roman"/>
-        </w:rPr>
-        <w:t xml:space="preserve"> </w:t>
-      </w:r>
+    </w:p>
+    <w:p>
+      <w:pPr>
+        <w:pStyle w:val="BodyText"/>
+        <w:ind w:firstLine="420"/>
+      </w:pPr>
       <w:r>
         <w:rPr>
           <w:rFonts w:hint="eastAsia" w:ascii="Times New Roman" w:hAnsi="Times New Roman" w:eastAsia="FangSong" w:cs="Times New Roman"/>
@@ -23977,12 +23977,12 @@
         </w:rPr>
         <w:t>；</w:t>
       </w:r>
-      <w:r>
-        <w:rPr>
-          <w:rFonts w:ascii="Times New Roman" w:hAnsi="Times New Roman" w:eastAsia="Times New Roman" w:cs="Times New Roman"/>
-        </w:rPr>
-        <w:t xml:space="preserve"> </w:t>
-      </w:r>
+    </w:p>
+    <w:p>
+      <w:pPr>
+        <w:pStyle w:val="BodyText"/>
+        <w:ind w:firstLine="420"/>
+      </w:pPr>
       <w:r>
         <w:rPr>
           <w:rFonts w:hint="eastAsia" w:ascii="Times New Roman" w:hAnsi="Times New Roman" w:eastAsia="FangSong" w:cs="Times New Roman"/>
@@ -28958,12 +28958,12 @@
         </w:rPr>
         <w:t>。</w:t>
       </w:r>
-      <w:r>
-        <w:rPr>
-          <w:rFonts w:ascii="Times New Roman" w:hAnsi="Times New Roman" w:eastAsia="Times New Roman" w:cs="Times New Roman"/>
-        </w:rPr>
-        <w:t xml:space="preserve"> </w:t>
-      </w:r>
+    </w:p>
+    <w:p>
+      <w:pPr>
+        <w:pStyle w:val="BodyText"/>
+        <w:ind w:firstLine="420"/>
+      </w:pPr>
       <w:r>
         <w:rPr>
           <w:rFonts w:hint="eastAsia" w:ascii="Times New Roman" w:hAnsi="Times New Roman" w:eastAsia="FangSong" w:cs="Times New Roman"/>
@@ -29238,12 +29238,12 @@
         </w:rPr>
         <w:t xml:space="preserve">；</w:t>
       </w:r>
-      <w:r>
-        <w:rPr>
-          <w:rFonts w:ascii="Times New Roman" w:hAnsi="Times New Roman" w:eastAsia="Times New Roman" w:cs="Times New Roman"/>
-        </w:rPr>
-        <w:t xml:space="preserve"> </w:t>
-      </w:r>
+    </w:p>
+    <w:p>
+      <w:pPr>
+        <w:pStyle w:val="BodyText"/>
+        <w:ind w:firstLine="420"/>
+      </w:pPr>
       <w:r>
         <w:rPr>
           <w:rFonts w:ascii="Times New Roman" w:hAnsi="Times New Roman" w:eastAsia="Times New Roman" w:cs="Times New Roman"/>
@@ -29474,12 +29474,12 @@
         </w:rPr>
         <w:t>；</w:t>
       </w:r>
-      <w:r>
-        <w:rPr>
-          <w:rFonts w:ascii="Times New Roman" w:hAnsi="Times New Roman" w:eastAsia="Times New Roman" w:cs="Times New Roman"/>
-        </w:rPr>
-        <w:t xml:space="preserve"> </w:t>
-      </w:r>
+    </w:p>
+    <w:p>
+      <w:pPr>
+        <w:pStyle w:val="BodyText"/>
+        <w:ind w:firstLine="420"/>
+      </w:pPr>
       <w:r>
         <w:rPr>
           <w:rFonts w:ascii="Times New Roman" w:hAnsi="Times New Roman" w:eastAsia="Times New Roman" w:cs="Times New Roman"/>
@@ -29706,12 +29706,12 @@
         </w:rPr>
         <w:t xml:space="preserve">；</w:t>
       </w:r>
-      <w:r>
-        <w:rPr>
-          <w:rFonts w:ascii="Times New Roman" w:hAnsi="Times New Roman" w:eastAsia="Times New Roman" w:cs="Times New Roman"/>
-        </w:rPr>
-        <w:t xml:space="preserve"> </w:t>
-      </w:r>
+    </w:p>
+    <w:p>
+      <w:pPr>
+        <w:pStyle w:val="BodyText"/>
+        <w:ind w:firstLine="420"/>
+      </w:pPr>
       <w:r>
         <w:rPr>
           <w:rFonts w:ascii="Times New Roman" w:hAnsi="Times New Roman" w:eastAsia="Times New Roman" w:cs="Times New Roman"/>
@@ -29878,12 +29878,12 @@
         </w:rPr>
         <w:t xml:space="preserve">。</w:t>
       </w:r>
-      <w:r>
-        <w:rPr>
-          <w:rFonts w:ascii="Times New Roman" w:hAnsi="Times New Roman" w:eastAsia="Times New Roman" w:cs="Times New Roman"/>
-        </w:rPr>
-        <w:t xml:space="preserve"> </w:t>
-      </w:r>
+    </w:p>
+    <w:p>
+      <w:pPr>
+        <w:pStyle w:val="BodyText"/>
+        <w:ind w:firstLine="420"/>
+      </w:pPr>
       <w:r>
         <w:rPr>
           <w:rFonts w:hint="eastAsia" w:ascii="Times New Roman" w:hAnsi="Times New Roman" w:eastAsia="FangSong" w:cs="Times New Roman"/>
@@ -31955,12 +31955,12 @@
         </w:rPr>
         <w:t>。</w:t>
       </w:r>
-      <w:r>
-        <w:rPr>
-          <w:rFonts w:ascii="Times New Roman" w:hAnsi="Times New Roman" w:eastAsia="Times New Roman" w:cs="Times New Roman"/>
-        </w:rPr>
-        <w:t xml:space="preserve"> </w:t>
-      </w:r>
+    </w:p>
+    <w:p>
+      <w:pPr>
+        <w:pStyle w:val="BodyText"/>
+        <w:ind w:firstLine="420"/>
+      </w:pPr>
       <w:r>
         <w:rPr>
           <w:rFonts w:hint="eastAsia" w:ascii="Times New Roman" w:hAnsi="Times New Roman" w:eastAsia="FangSong" w:cs="Times New Roman"/>

--- a/06-学生侧材料/讲义/学生专用版/1-化学基础知识/化学计量与计算规范-超级充实版（学生专用版）.docx
+++ b/06-学生侧材料/讲义/学生专用版/1-化学基础知识/化学计量与计算规范-超级充实版（学生专用版）.docx
@@ -2622,10 +2622,16 @@
       </m:oMath>
       <w:r>
         <w:rPr>
-          <w:rFonts w:hint="eastAsia" w:ascii="Times New Roman" w:hAnsi="Times New Roman" w:eastAsia="Times New Roman" w:cs="Times New Roman"/>
-        </w:rPr>
-        <w:t>。</w:t>
-      </w:r>
+          <w:rFonts w:ascii="Times New Roman" w:hAnsi="Times New Roman" w:eastAsia="Times New Roman" w:cs="Times New Roman"/>
+        </w:rPr>
+        <w:t xml:space="preserve">。</w:t>
+      </w:r>
+    </w:p>
+    <w:p>
+      <w:pPr>
+        <w:pStyle w:val="BodyText"/>
+        <w:ind w:firstLine="420"/>
+      </w:pPr>
       <w:r>
         <w:rPr>
           <w:rFonts w:hint="eastAsia" w:ascii="Times New Roman" w:hAnsi="Times New Roman" w:eastAsia="FangSong" w:cs="Times New Roman"/>

--- a/06-学生侧材料/讲义/学生专用版/1-化学基础知识/化学计量与计算规范-超级充实版（学生专用版）.docx
+++ b/06-学生侧材料/讲义/学生专用版/1-化学基础知识/化学计量与计算规范-超级充实版（学生专用版）.docx
@@ -27046,11 +27046,11 @@
         </w:tblBorders>
       </w:tblPr>
       <w:tblGrid>
-        <w:gridCol w:w="1440"/>
-        <w:gridCol w:w="1800"/>
-        <w:gridCol w:w="1440"/>
-        <w:gridCol w:w="1800"/>
-        <w:gridCol w:w="1440"/>
+        <w:gridCol w:w="1716"/>
+        <w:gridCol w:w="858"/>
+        <w:gridCol w:w="1386"/>
+        <w:gridCol w:w="2046"/>
+        <w:gridCol w:w="1914"/>
       </w:tblGrid>
       <w:tr>
         <w:trPr>

--- a/06-学生侧材料/讲义/学生专用版/1-化学基础知识/化学计量与计算规范-超级充实版（学生专用版）.docx
+++ b/06-学生侧材料/讲义/学生专用版/1-化学基础知识/化学计量与计算规范-超级充实版（学生专用版）.docx
@@ -24539,11 +24539,10 @@
         </w:tblBorders>
       </w:tblPr>
       <w:tblGrid>
-        <w:gridCol w:w="1377"/>
-        <w:gridCol w:w="1721"/>
-        <w:gridCol w:w="1721"/>
-        <w:gridCol w:w="1721"/>
-        <w:gridCol w:w="1377"/>
+        <w:gridCol w:w="2112"/>
+        <w:gridCol w:w="924"/>
+        <w:gridCol w:w="2904"/>
+        <w:gridCol w:w="1980"/>
       </w:tblGrid>
       <w:tr>
         <w:trPr>
@@ -24633,26 +24632,6 @@
                 <w:b/>
               </w:rPr>
               <w:t xml:space="preserve">法定单位</w:t>
-            </w:r>
-          </w:p>
-        </w:tc>
-        <w:tc>
-          <w:tcPr>
-            <w:tcBorders>
-              <w:bottom w:val="single" w:sz="6" w:space="0" w:color="333333"/>
-            </w:tcBorders>
-          </w:tcPr>
-          <w:p>
-            <w:pPr>
-              <w:pStyle w:val="Compact"/>
-              <w:jc w:val="center"/>
-            </w:pPr>
-            <w:r>
-              <w:rPr>
-                <w:rFonts w:hint="eastAsia" w:ascii="Times New Roman" w:hAnsi="Times New Roman" w:eastAsia="SimHei" w:cs="Times New Roman"/>
-                <w:b/>
-              </w:rPr>
-              <w:t xml:space="preserve">物理本质与现代基准定义</w:t>
             </w:r>
           </w:p>
         </w:tc>
@@ -24749,80 +24728,6 @@
                 <w:rFonts w:ascii="Times New Roman" w:hAnsi="Times New Roman" w:eastAsia="Times New Roman" w:cs="Times New Roman"/>
               </w:rPr>
               <w:t xml:space="preserve">​</w:t>
-            </w:r>
-          </w:p>
-        </w:tc>
-        <w:tc>
-          <w:tcPr/>
-          <w:p>
-            <w:pPr>
-              <w:pStyle w:val="Compact"/>
-              <w:jc w:val="center"/>
-            </w:pPr>
-            <w:r>
-              <w:rPr>
-                <w:rFonts w:hint="eastAsia" w:ascii="Times New Roman" w:hAnsi="Times New Roman" w:eastAsia="Times New Roman" w:cs="Times New Roman"/>
-              </w:rPr>
-              <w:t>2019</w:t>
-            </w:r>
-            <w:r>
-              <w:rPr>
-                <w:rFonts w:hint="eastAsia" w:ascii="Times New Roman" w:hAnsi="Times New Roman" w:eastAsia="FangSong" w:cs="Times New Roman"/>
-              </w:rPr>
-              <w:t>年新定义</w:t>
-            </w:r>
-            <w:r>
-              <w:rPr>
-                <w:rFonts w:hint="eastAsia" w:ascii="Times New Roman" w:hAnsi="Times New Roman" w:eastAsia="Times New Roman" w:cs="Times New Roman"/>
-              </w:rPr>
-              <w:t>：</w:t>
-            </w:r>
-            <w:r>
-              <w:rPr>
-                <w:rFonts w:hint="eastAsia" w:ascii="Times New Roman" w:hAnsi="Times New Roman" w:eastAsia="FangSong" w:cs="Times New Roman"/>
-              </w:rPr>
-              <w:t>严格包含</w:t>
-            </w:r>
-            <w:r>
-              <w:rPr>
-                <w:rFonts w:ascii="Times New Roman" w:hAnsi="Times New Roman" w:eastAsia="Times New Roman" w:cs="Times New Roman"/>
-              </w:rPr>
-              <w:t xml:space="preserve"> </w:t>
-            </w:r>
-            <m:oMath>
-              <m:r>
-                <m:t>6.02214076</m:t>
-              </m:r>
-              <m:r>
-                <m:rPr>
-                  <m:sty m:val="p"/>
-                </m:rPr>
-                <m:t>×</m:t>
-              </m:r>
-              <m:sSup>
-                <m:e>
-                  <m:r>
-                    <m:t>10</m:t>
-                  </m:r>
-                </m:e>
-                <m:sup>
-                  <m:r>
-                    <m:t>23</m:t>
-                  </m:r>
-                </m:sup>
-              </m:sSup>
-            </m:oMath>
-            <w:r>
-              <w:rPr>
-                <w:rFonts w:ascii="Times New Roman" w:hAnsi="Times New Roman" w:eastAsia="Times New Roman" w:cs="Times New Roman"/>
-              </w:rPr>
-              <w:t xml:space="preserve"> </w:t>
-            </w:r>
-            <w:r>
-              <w:rPr>
-                <w:rFonts w:hint="eastAsia" w:ascii="Times New Roman" w:hAnsi="Times New Roman" w:eastAsia="FangSong" w:cs="Times New Roman"/>
-              </w:rPr>
-              <w:t xml:space="preserve">个基本微观单元</w:t>
             </w:r>
           </w:p>
         </w:tc>
@@ -24970,110 +24875,6 @@
               </w:rPr>
               <w:t xml:space="preserve">​</w:t>
             </w:r>
-          </w:p>
-        </w:tc>
-        <w:tc>
-          <w:tcPr/>
-          <w:p>
-            <w:pPr>
-              <w:pStyle w:val="Compact"/>
-              <w:jc w:val="center"/>
-            </w:pPr>
-            <w:r>
-              <w:rPr>
-                <w:rFonts w:hint="eastAsia" w:ascii="Times New Roman" w:hAnsi="Times New Roman" w:eastAsia="FangSong" w:cs="Times New Roman"/>
-              </w:rPr>
-              <w:t>精确基本常数</w:t>
-            </w:r>
-            <w:r>
-              <w:rPr>
-                <w:rFonts w:hint="eastAsia" w:ascii="Times New Roman" w:hAnsi="Times New Roman" w:eastAsia="Times New Roman" w:cs="Times New Roman"/>
-              </w:rPr>
-              <w:t>：</w:t>
-            </w:r>
-            <m:oMath>
-              <m:sSub>
-                <m:e>
-                  <m:r>
-                    <m:t>N</m:t>
-                  </m:r>
-                </m:e>
-                <m:sub>
-                  <m:r>
-                    <m:rPr>
-                      <m:sty m:val="p"/>
-                    </m:rPr>
-                    <m:t>A</m:t>
-                  </m:r>
-                </m:sub>
-              </m:sSub>
-              <m:r>
-                <m:rPr>
-                  <m:sty m:val="p"/>
-                </m:rPr>
-                <m:t>=</m:t>
-              </m:r>
-              <m:r>
-                <m:t>6.02214076</m:t>
-              </m:r>
-              <m:r>
-                <m:rPr>
-                  <m:sty m:val="p"/>
-                </m:rPr>
-                <m:t>×</m:t>
-              </m:r>
-              <m:sSup>
-                <m:e>
-                  <m:r>
-                    <m:t>10</m:t>
-                  </m:r>
-                </m:e>
-                <m:sup>
-                  <m:r>
-                    <m:t>23</m:t>
-                  </m:r>
-                </m:sup>
-              </m:sSup>
-              <m:r>
-                <m:t> </m:t>
-              </m:r>
-              <m:r>
-                <m:rPr>
-                  <m:sty m:val="p"/>
-                </m:rPr>
-                <m:t>m</m:t>
-              </m:r>
-              <m:r>
-                <m:rPr>
-                  <m:sty m:val="p"/>
-                </m:rPr>
-                <m:t>o</m:t>
-              </m:r>
-              <m:sSup>
-                <m:e>
-                  <m:r>
-                    <m:rPr>
-                      <m:sty m:val="p"/>
-                    </m:rPr>
-                    <m:t>l</m:t>
-                  </m:r>
-                </m:e>
-                <m:sup>
-                  <m:r>
-                    <m:rPr>
-                      <m:sty m:val="p"/>
-                    </m:rPr>
-                    <m:t>−</m:t>
-                  </m:r>
-                  <m:r>
-                    <m:rPr>
-                      <m:sty m:val="p"/>
-                    </m:rPr>
-                    <m:t>1</m:t>
-                  </m:r>
-                </m:sup>
-              </m:sSup>
-            </m:oMath>
           </w:p>
         </w:tc>
       </w:tr>
@@ -25307,156 +25108,6 @@
                 <w:rFonts w:hint="eastAsia" w:ascii="Times New Roman" w:hAnsi="Times New Roman" w:eastAsia="Times New Roman" w:cs="Times New Roman"/>
               </w:rPr>
               <w:t xml:space="preserve">）</w:t>
-            </w:r>
-          </w:p>
-        </w:tc>
-        <w:tc>
-          <w:tcPr/>
-          <w:p>
-            <w:pPr>
-              <w:pStyle w:val="Compact"/>
-              <w:jc w:val="center"/>
-            </w:pPr>
-            <m:oMath>
-              <m:r>
-                <m:t>M</m:t>
-              </m:r>
-              <m:r>
-                <m:rPr>
-                  <m:sty m:val="p"/>
-                </m:rPr>
-                <m:t>=</m:t>
-              </m:r>
-              <m:f>
-                <m:fPr>
-                  <m:type m:val="bar"/>
-                </m:fPr>
-                <m:num>
-                  <m:r>
-                    <m:t>m</m:t>
-                  </m:r>
-                </m:num>
-                <m:den>
-                  <m:r>
-                    <m:t>n</m:t>
-                  </m:r>
-                </m:den>
-              </m:f>
-            </m:oMath>
-            <w:r>
-              <w:rPr>
-                <w:rFonts w:hint="eastAsia" w:ascii="Times New Roman" w:hAnsi="Times New Roman" w:eastAsia="Times New Roman" w:cs="Times New Roman"/>
-              </w:rPr>
-              <w:t>，</w:t>
-            </w:r>
-            <w:r>
-              <w:rPr>
-                <w:rFonts w:hint="eastAsia" w:ascii="Times New Roman" w:hAnsi="Times New Roman" w:eastAsia="FangSong" w:cs="Times New Roman"/>
-              </w:rPr>
-              <w:t>数值在</w:t>
-            </w:r>
-            <w:r>
-              <w:rPr>
-                <w:rFonts w:ascii="Times New Roman" w:hAnsi="Times New Roman" w:eastAsia="Times New Roman" w:cs="Times New Roman"/>
-              </w:rPr>
-              <w:t xml:space="preserve"> </w:t>
-            </w:r>
-            <m:oMath>
-              <m:r>
-                <m:rPr>
-                  <m:sty m:val="p"/>
-                </m:rPr>
-                <m:t>g</m:t>
-              </m:r>
-              <m:r>
-                <m:rPr>
-                  <m:sty m:val="p"/>
-                </m:rPr>
-                <m:t>⋅</m:t>
-              </m:r>
-              <m:r>
-                <m:rPr>
-                  <m:sty m:val="p"/>
-                </m:rPr>
-                <m:t>m</m:t>
-              </m:r>
-              <m:r>
-                <m:rPr>
-                  <m:sty m:val="p"/>
-                </m:rPr>
-                <m:t>o</m:t>
-              </m:r>
-              <m:sSup>
-                <m:e>
-                  <m:r>
-                    <m:rPr>
-                      <m:sty m:val="p"/>
-                    </m:rPr>
-                    <m:t>l</m:t>
-                  </m:r>
-                </m:e>
-                <m:sup>
-                  <m:r>
-                    <m:rPr>
-                      <m:sty m:val="p"/>
-                    </m:rPr>
-                    <m:t>−</m:t>
-                  </m:r>
-                  <m:r>
-                    <m:rPr>
-                      <m:sty m:val="p"/>
-                    </m:rPr>
-                    <m:t>1</m:t>
-                  </m:r>
-                </m:sup>
-              </m:sSup>
-            </m:oMath>
-            <w:r>
-              <w:rPr>
-                <w:rFonts w:ascii="Times New Roman" w:hAnsi="Times New Roman" w:eastAsia="Times New Roman" w:cs="Times New Roman"/>
-              </w:rPr>
-              <w:t xml:space="preserve"> </w:t>
-            </w:r>
-            <w:r>
-              <w:rPr>
-                <w:rFonts w:hint="eastAsia" w:ascii="Times New Roman" w:hAnsi="Times New Roman" w:eastAsia="FangSong" w:cs="Times New Roman"/>
-              </w:rPr>
-              <w:t xml:space="preserve">下与相对分子质量</w:t>
-            </w:r>
-            <w:r>
-              <w:rPr>
-                <w:rFonts w:ascii="Times New Roman" w:hAnsi="Times New Roman" w:eastAsia="Times New Roman" w:cs="Times New Roman"/>
-              </w:rPr>
-              <w:t xml:space="preserve"> </w:t>
-            </w:r>
-            <m:oMath>
-              <m:sSub>
-                <m:e>
-                  <m:r>
-                    <m:t>M</m:t>
-                  </m:r>
-                </m:e>
-                <m:sub>
-                  <m:r>
-                    <m:rPr>
-                      <m:sty m:val="p"/>
-                    </m:rPr>
-                    <m:t>r</m:t>
-                  </m:r>
-                </m:sub>
-              </m:sSub>
-            </m:oMath>
-            <w:r>
-              <w:rPr>
-                <w:rFonts w:ascii="Times New Roman" w:hAnsi="Times New Roman" w:eastAsia="Times New Roman" w:cs="Times New Roman"/>
-              </w:rPr>
-              <w:t xml:space="preserve"> </w:t>
-            </w:r>
-            <w:r>
-              <w:rPr>
-                <w:rFonts w:hint="eastAsia" w:ascii="Times New Roman" w:hAnsi="Times New Roman" w:eastAsia="FangSong" w:cs="Times New Roman"/>
-              </w:rPr>
-              <w:t xml:space="preserve">相等</w:t>
             </w:r>
           </w:p>
         </w:tc>
@@ -25725,177 +25376,6 @@
             </w:r>
           </w:p>
         </w:tc>
-        <w:tc>
-          <w:tcPr/>
-          <w:p>
-            <w:pPr>
-              <w:pStyle w:val="Compact"/>
-              <w:jc w:val="center"/>
-            </w:pPr>
-            <m:oMath>
-              <m:sSub>
-                <m:e>
-                  <m:r>
-                    <m:t>V</m:t>
-                  </m:r>
-                </m:e>
-                <m:sub>
-                  <m:r>
-                    <m:rPr>
-                      <m:sty m:val="p"/>
-                    </m:rPr>
-                    <m:t>m</m:t>
-                  </m:r>
-                </m:sub>
-              </m:sSub>
-              <m:r>
-                <m:rPr>
-                  <m:sty m:val="p"/>
-                </m:rPr>
-                <m:t>=</m:t>
-              </m:r>
-              <m:f>
-                <m:fPr>
-                  <m:type m:val="bar"/>
-                </m:fPr>
-                <m:num>
-                  <m:r>
-                    <m:t>V</m:t>
-                  </m:r>
-                </m:num>
-                <m:den>
-                  <m:r>
-                    <m:t>n</m:t>
-                  </m:r>
-                </m:den>
-              </m:f>
-            </m:oMath>
-            <w:r>
-              <w:rPr>
-                <w:rFonts w:hint="eastAsia" w:ascii="Times New Roman" w:hAnsi="Times New Roman" w:eastAsia="Times New Roman" w:cs="Times New Roman"/>
-              </w:rPr>
-              <w:t xml:space="preserve">，SATP（</w:t>
-            </w:r>
-            <m:oMath>
-              <m:r>
-                <m:t>298.15</m:t>
-              </m:r>
-              <m:r>
-                <m:t> </m:t>
-              </m:r>
-              <m:r>
-                <m:rPr>
-                  <m:sty m:val="p"/>
-                </m:rPr>
-                <m:t>K</m:t>
-              </m:r>
-              <m:r>
-                <m:rPr>
-                  <m:sty m:val="p"/>
-                </m:rPr>
-                <m:t>,</m:t>
-              </m:r>
-              <m:r>
-                <m:t>100</m:t>
-              </m:r>
-              <m:r>
-                <m:t> </m:t>
-              </m:r>
-              <m:r>
-                <m:rPr>
-                  <m:sty m:val="p"/>
-                </m:rPr>
-                <m:t>k</m:t>
-              </m:r>
-              <m:r>
-                <m:rPr>
-                  <m:sty m:val="p"/>
-                </m:rPr>
-                <m:t>P</m:t>
-              </m:r>
-              <m:r>
-                <m:rPr>
-                  <m:sty m:val="p"/>
-                </m:rPr>
-                <m:t>a</m:t>
-              </m:r>
-            </m:oMath>
-            <w:r>
-              <w:rPr>
-                <w:rFonts w:hint="eastAsia" w:ascii="Times New Roman" w:hAnsi="Times New Roman" w:eastAsia="Times New Roman" w:cs="Times New Roman"/>
-              </w:rPr>
-              <w:t>）</w:t>
-            </w:r>
-            <w:r>
-              <w:rPr>
-                <w:rFonts w:hint="eastAsia" w:ascii="Times New Roman" w:hAnsi="Times New Roman" w:eastAsia="FangSong" w:cs="Times New Roman"/>
-              </w:rPr>
-              <w:t>下约</w:t>
-            </w:r>
-            <w:r>
-              <w:rPr>
-                <w:rFonts w:ascii="Times New Roman" w:hAnsi="Times New Roman" w:eastAsia="Times New Roman" w:cs="Times New Roman"/>
-              </w:rPr>
-              <w:t xml:space="preserve"> </w:t>
-            </w:r>
-            <m:oMath>
-              <m:r>
-                <m:t>24.789</m:t>
-              </m:r>
-              <m:r>
-                <m:t> </m:t>
-              </m:r>
-              <m:r>
-                <m:rPr>
-                  <m:sty m:val="p"/>
-                </m:rPr>
-                <m:t>L</m:t>
-              </m:r>
-              <m:r>
-                <m:rPr>
-                  <m:sty m:val="p"/>
-                </m:rPr>
-                <m:t>⋅</m:t>
-              </m:r>
-              <m:r>
-                <m:rPr>
-                  <m:sty m:val="p"/>
-                </m:rPr>
-                <m:t>m</m:t>
-              </m:r>
-              <m:r>
-                <m:rPr>
-                  <m:sty m:val="p"/>
-                </m:rPr>
-                <m:t>o</m:t>
-              </m:r>
-              <m:sSup>
-                <m:e>
-                  <m:r>
-                    <m:rPr>
-                      <m:sty m:val="p"/>
-                    </m:rPr>
-                    <m:t>l</m:t>
-                  </m:r>
-                </m:e>
-                <m:sup>
-                  <m:r>
-                    <m:rPr>
-                      <m:sty m:val="p"/>
-                    </m:rPr>
-                    <m:t>−</m:t>
-                  </m:r>
-                  <m:r>
-                    <m:rPr>
-                      <m:sty m:val="p"/>
-                    </m:rPr>
-                    <m:t>1</m:t>
-                  </m:r>
-                </m:sup>
-              </m:sSup>
-            </m:oMath>
-          </w:p>
-        </w:tc>
       </w:tr>
       <w:tr>
         <w:tc>
@@ -26014,79 +25494,6 @@
             </w:r>
           </w:p>
         </w:tc>
-        <w:tc>
-          <w:tcPr/>
-          <w:p>
-            <w:pPr>
-              <w:pStyle w:val="Compact"/>
-              <w:jc w:val="center"/>
-            </w:pPr>
-            <w:r>
-              <w:rPr>
-                <w:rFonts w:hint="eastAsia" w:ascii="Times New Roman" w:hAnsi="Times New Roman" w:eastAsia="FangSong" w:cs="Times New Roman"/>
-              </w:rPr>
-              <w:t>产物规定为正数</w:t>
-            </w:r>
-            <w:r>
-              <w:rPr>
-                <w:rFonts w:hint="eastAsia" w:ascii="Times New Roman" w:hAnsi="Times New Roman" w:eastAsia="Times New Roman" w:cs="Times New Roman"/>
-              </w:rPr>
-              <w:t>（</w:t>
-            </w:r>
-            <m:oMath>
-              <m:r>
-                <m:t>ν</m:t>
-              </m:r>
-              <m:r>
-                <m:rPr>
-                  <m:sty m:val="p"/>
-                </m:rPr>
-                <m:t>&gt;</m:t>
-              </m:r>
-              <m:r>
-                <m:t>0</m:t>
-              </m:r>
-            </m:oMath>
-            <w:r>
-              <w:rPr>
-                <w:rFonts w:hint="eastAsia" w:ascii="Times New Roman" w:hAnsi="Times New Roman" w:eastAsia="Times New Roman" w:cs="Times New Roman"/>
-              </w:rPr>
-              <w:t>），</w:t>
-            </w:r>
-            <w:r>
-              <w:rPr>
-                <w:rFonts w:hint="eastAsia" w:ascii="Times New Roman" w:hAnsi="Times New Roman" w:eastAsia="FangSong" w:cs="Times New Roman"/>
-              </w:rPr>
-              <w:t>反应物规定为负数</w:t>
-            </w:r>
-            <w:r>
-              <w:rPr>
-                <w:rFonts w:hint="eastAsia" w:ascii="Times New Roman" w:hAnsi="Times New Roman" w:eastAsia="Times New Roman" w:cs="Times New Roman"/>
-              </w:rPr>
-              <w:t>（</w:t>
-            </w:r>
-            <m:oMath>
-              <m:r>
-                <m:t>ν</m:t>
-              </m:r>
-              <m:r>
-                <m:rPr>
-                  <m:sty m:val="p"/>
-                </m:rPr>
-                <m:t>&lt;</m:t>
-              </m:r>
-              <m:r>
-                <m:t>0</m:t>
-              </m:r>
-            </m:oMath>
-            <w:r>
-              <w:rPr>
-                <w:rFonts w:hint="eastAsia" w:ascii="Times New Roman" w:hAnsi="Times New Roman" w:eastAsia="Times New Roman" w:cs="Times New Roman"/>
-              </w:rPr>
-              <w:t xml:space="preserve">）</w:t>
-            </w:r>
-          </w:p>
-        </w:tc>
       </w:tr>
       <w:tr>
         <w:tc>
@@ -26200,33 +25607,6 @@
                 <w:rFonts w:hint="eastAsia" w:ascii="Times New Roman" w:hAnsi="Times New Roman" w:eastAsia="Times New Roman" w:cs="Times New Roman"/>
               </w:rPr>
               <w:t xml:space="preserve">）</w:t>
-            </w:r>
-          </w:p>
-        </w:tc>
-        <w:tc>
-          <w:tcPr/>
-          <w:p>
-            <w:pPr>
-              <w:pStyle w:val="Compact"/>
-              <w:jc w:val="center"/>
-            </w:pPr>
-            <w:r>
-              <w:rPr>
-                <w:rFonts w:hint="eastAsia" w:ascii="Times New Roman" w:hAnsi="Times New Roman" w:eastAsia="FangSong" w:cs="Times New Roman"/>
-              </w:rPr>
-              <w:t>物质量度基准</w:t>
-            </w:r>
-            <w:r>
-              <w:rPr>
-                <w:rFonts w:hint="eastAsia" w:ascii="Times New Roman" w:hAnsi="Times New Roman" w:eastAsia="Times New Roman" w:cs="Times New Roman"/>
-              </w:rPr>
-              <w:t>，</w:t>
-            </w:r>
-            <w:r>
-              <w:rPr>
-                <w:rFonts w:hint="eastAsia" w:ascii="Times New Roman" w:hAnsi="Times New Roman" w:eastAsia="FangSong" w:cs="Times New Roman"/>
-              </w:rPr>
-              <w:t>不受外界温压场扰动的绝对守恒物理量</w:t>
             </w:r>
           </w:p>
         </w:tc>
@@ -26459,86 +25839,6 @@
               </w:rPr>
               <w:t xml:space="preserve">）</w:t>
             </w:r>
-          </w:p>
-        </w:tc>
-        <w:tc>
-          <w:tcPr/>
-          <w:p>
-            <w:pPr>
-              <w:pStyle w:val="Compact"/>
-              <w:jc w:val="center"/>
-            </w:pPr>
-            <w:r>
-              <w:rPr>
-                <w:rFonts w:hint="eastAsia" w:ascii="Times New Roman" w:hAnsi="Times New Roman" w:eastAsia="FangSong" w:cs="Times New Roman"/>
-              </w:rPr>
-              <w:t>国际基准常数</w:t>
-            </w:r>
-            <w:r>
-              <w:rPr>
-                <w:rFonts w:hint="eastAsia" w:ascii="Times New Roman" w:hAnsi="Times New Roman" w:eastAsia="Times New Roman" w:cs="Times New Roman"/>
-              </w:rPr>
-              <w:t>：</w:t>
-            </w:r>
-            <m:oMath>
-              <m:r>
-                <m:t>h</m:t>
-              </m:r>
-              <m:r>
-                <m:rPr>
-                  <m:sty m:val="p"/>
-                </m:rPr>
-                <m:t>=</m:t>
-              </m:r>
-              <m:r>
-                <m:t>6.62607015</m:t>
-              </m:r>
-              <m:r>
-                <m:rPr>
-                  <m:sty m:val="p"/>
-                </m:rPr>
-                <m:t>×</m:t>
-              </m:r>
-              <m:sSup>
-                <m:e>
-                  <m:r>
-                    <m:t>10</m:t>
-                  </m:r>
-                </m:e>
-                <m:sup>
-                  <m:r>
-                    <m:rPr>
-                      <m:sty m:val="p"/>
-                    </m:rPr>
-                    <m:t>−</m:t>
-                  </m:r>
-                  <m:r>
-                    <m:t>34</m:t>
-                  </m:r>
-                </m:sup>
-              </m:sSup>
-              <m:r>
-                <m:t> </m:t>
-              </m:r>
-              <m:r>
-                <m:rPr>
-                  <m:sty m:val="p"/>
-                </m:rPr>
-                <m:t>J</m:t>
-              </m:r>
-              <m:r>
-                <m:rPr>
-                  <m:sty m:val="p"/>
-                </m:rPr>
-                <m:t>⋅</m:t>
-              </m:r>
-              <m:r>
-                <m:rPr>
-                  <m:sty m:val="p"/>
-                </m:rPr>
-                <m:t>s</m:t>
-              </m:r>
-            </m:oMath>
           </w:p>
         </w:tc>
       </w:tr>
@@ -26823,6 +26123,942 @@
                 <w:rFonts w:ascii="Times New Roman" w:hAnsi="Times New Roman" w:eastAsia="Times New Roman" w:cs="Times New Roman"/>
               </w:rPr>
               <w:t xml:space="preserve">​</w:t>
+            </w:r>
+          </w:p>
+        </w:tc>
+      </w:tr>
+    </w:tbl>
+    <w:p>
+      <w:pPr>
+        <w:pStyle w:val="BodyText"/>
+        <w:spacing w:before="120" w:after="80"/>
+        <w:ind w:firstLine="420"/>
+      </w:pPr>
+      <w:r>
+        <w:rPr>
+          <w:rFonts w:hint="eastAsia" w:ascii="Times New Roman" w:hAnsi="Times New Roman" w:eastAsia="FangSong" w:cs="Times New Roman"/>
+          <w:b/>
+          <w:bCs/>
+        </w:rPr>
+        <w:t>表</w:t>
+      </w:r>
+      <w:r>
+        <w:rPr>
+          <w:rFonts w:hint="eastAsia" w:ascii="Times New Roman" w:hAnsi="Times New Roman" w:eastAsia="Times New Roman" w:cs="Times New Roman"/>
+          <w:b/>
+          <w:bCs/>
+        </w:rPr>
+        <w:t>1（</w:t>
+      </w:r>
+      <w:r>
+        <w:rPr>
+          <w:rFonts w:hint="eastAsia" w:ascii="Times New Roman" w:hAnsi="Times New Roman" w:eastAsia="FangSong" w:cs="Times New Roman"/>
+          <w:b/>
+          <w:bCs/>
+        </w:rPr>
+        <w:t>续</w:t>
+      </w:r>
+      <w:r>
+        <w:rPr>
+          <w:rFonts w:hint="eastAsia" w:ascii="Times New Roman" w:hAnsi="Times New Roman" w:eastAsia="Times New Roman" w:cs="Times New Roman"/>
+          <w:b/>
+          <w:bCs/>
+        </w:rPr>
+        <w:t>）</w:t>
+      </w:r>
+      <w:r>
+        <w:rPr>
+          <w:rFonts w:ascii="Times New Roman" w:hAnsi="Times New Roman" w:eastAsia="Times New Roman" w:cs="Times New Roman"/>
+          <w:b/>
+          <w:bCs/>
+        </w:rPr>
+        <w:t xml:space="preserve">　</w:t>
+      </w:r>
+      <w:r>
+        <w:rPr>
+          <w:rFonts w:hint="eastAsia" w:ascii="Times New Roman" w:hAnsi="Times New Roman" w:eastAsia="FangSong" w:cs="Times New Roman"/>
+          <w:b/>
+          <w:bCs/>
+        </w:rPr>
+        <w:t xml:space="preserve">物理本质与现代基准定义</w:t>
+      </w:r>
+    </w:p>
+    <w:tbl>
+      <w:tblPr>
+        <w:tblStyle w:val="Table"/>
+        <w:tblW w:type="pct" w:w="5000"/>
+        <w:tblLayout w:type="fixed"/>
+        <w:tblLook w:firstRow="1" w:lastRow="0" w:firstColumn="0" w:lastColumn="0" w:noHBand="0" w:noVBand="0" w:val="0020"/>
+        <w:jc w:val="center"/>
+        <w:tblBorders>
+          <w:top w:val="single" w:sz="12" w:space="0" w:color="333333"/>
+          <w:bottom w:val="single" w:sz="12" w:space="0" w:color="333333"/>
+          <w:left w:val="none"/>
+          <w:right w:val="none"/>
+          <w:insideH w:val="none"/>
+          <w:insideV w:val="none"/>
+        </w:tblBorders>
+      </w:tblPr>
+      <w:tblGrid>
+        <w:gridCol w:w="3960"/>
+        <w:gridCol w:w="3960"/>
+      </w:tblGrid>
+      <w:tr>
+        <w:trPr>
+          <w:tblHeader w:val="on"/>
+        </w:trPr>
+        <w:tc>
+          <w:tcPr>
+            <w:tcBorders>
+              <w:bottom w:val="single" w:sz="6" w:space="0" w:color="333333"/>
+            </w:tcBorders>
+          </w:tcPr>
+          <w:p>
+            <w:pPr>
+              <w:pStyle w:val="Compact"/>
+              <w:jc w:val="center"/>
+            </w:pPr>
+            <w:r>
+              <w:rPr>
+                <w:rFonts w:hint="eastAsia" w:ascii="Times New Roman" w:hAnsi="Times New Roman" w:eastAsia="SimHei" w:cs="Times New Roman"/>
+                <w:b/>
+              </w:rPr>
+              <w:t xml:space="preserve">物理量名称</w:t>
+            </w:r>
+          </w:p>
+        </w:tc>
+        <w:tc>
+          <w:tcPr>
+            <w:tcBorders>
+              <w:bottom w:val="single" w:sz="6" w:space="0" w:color="333333"/>
+            </w:tcBorders>
+          </w:tcPr>
+          <w:p>
+            <w:pPr>
+              <w:pStyle w:val="Compact"/>
+              <w:jc w:val="center"/>
+            </w:pPr>
+            <w:r>
+              <w:rPr>
+                <w:rFonts w:hint="eastAsia" w:ascii="Times New Roman" w:hAnsi="Times New Roman" w:eastAsia="SimHei" w:cs="Times New Roman"/>
+                <w:b/>
+              </w:rPr>
+              <w:t xml:space="preserve">物理本质与现代基准定义</w:t>
+            </w:r>
+          </w:p>
+        </w:tc>
+      </w:tr>
+      <w:tr>
+        <w:tc>
+          <w:tcPr/>
+          <w:p>
+            <w:pPr>
+              <w:pStyle w:val="Compact"/>
+              <w:jc w:val="center"/>
+            </w:pPr>
+            <w:r>
+              <w:rPr>
+                <w:rFonts w:hint="eastAsia" w:ascii="Times New Roman" w:hAnsi="Times New Roman" w:eastAsia="FangSong" w:cs="Times New Roman"/>
+              </w:rPr>
+              <w:t xml:space="preserve">物质的量</w:t>
+            </w:r>
+          </w:p>
+        </w:tc>
+        <w:tc>
+          <w:tcPr/>
+          <w:p>
+            <w:pPr>
+              <w:pStyle w:val="Compact"/>
+              <w:jc w:val="center"/>
+            </w:pPr>
+            <w:r>
+              <w:rPr>
+                <w:rFonts w:hint="eastAsia" w:ascii="Times New Roman" w:hAnsi="Times New Roman" w:eastAsia="Times New Roman" w:cs="Times New Roman"/>
+              </w:rPr>
+              <w:t>2019</w:t>
+            </w:r>
+            <w:r>
+              <w:rPr>
+                <w:rFonts w:hint="eastAsia" w:ascii="Times New Roman" w:hAnsi="Times New Roman" w:eastAsia="FangSong" w:cs="Times New Roman"/>
+              </w:rPr>
+              <w:t>年新定义</w:t>
+            </w:r>
+            <w:r>
+              <w:rPr>
+                <w:rFonts w:hint="eastAsia" w:ascii="Times New Roman" w:hAnsi="Times New Roman" w:eastAsia="Times New Roman" w:cs="Times New Roman"/>
+              </w:rPr>
+              <w:t>：</w:t>
+            </w:r>
+            <w:r>
+              <w:rPr>
+                <w:rFonts w:hint="eastAsia" w:ascii="Times New Roman" w:hAnsi="Times New Roman" w:eastAsia="FangSong" w:cs="Times New Roman"/>
+              </w:rPr>
+              <w:t>严格包含</w:t>
+            </w:r>
+            <w:r>
+              <w:rPr>
+                <w:rFonts w:ascii="Times New Roman" w:hAnsi="Times New Roman" w:eastAsia="Times New Roman" w:cs="Times New Roman"/>
+              </w:rPr>
+              <w:t xml:space="preserve"> </w:t>
+            </w:r>
+            <m:oMath>
+              <m:r>
+                <m:t>6.02214076</m:t>
+              </m:r>
+              <m:r>
+                <m:rPr>
+                  <m:sty m:val="p"/>
+                </m:rPr>
+                <m:t>×</m:t>
+              </m:r>
+              <m:sSup>
+                <m:e>
+                  <m:r>
+                    <m:t>10</m:t>
+                  </m:r>
+                </m:e>
+                <m:sup>
+                  <m:r>
+                    <m:t>23</m:t>
+                  </m:r>
+                </m:sup>
+              </m:sSup>
+            </m:oMath>
+            <w:r>
+              <w:rPr>
+                <w:rFonts w:ascii="Times New Roman" w:hAnsi="Times New Roman" w:eastAsia="Times New Roman" w:cs="Times New Roman"/>
+              </w:rPr>
+              <w:t xml:space="preserve"> </w:t>
+            </w:r>
+            <w:r>
+              <w:rPr>
+                <w:rFonts w:hint="eastAsia" w:ascii="Times New Roman" w:hAnsi="Times New Roman" w:eastAsia="FangSong" w:cs="Times New Roman"/>
+              </w:rPr>
+              <w:t xml:space="preserve">个基本微观单元</w:t>
+            </w:r>
+          </w:p>
+        </w:tc>
+      </w:tr>
+      <w:tr>
+        <w:tc>
+          <w:tcPr/>
+          <w:p>
+            <w:pPr>
+              <w:pStyle w:val="Compact"/>
+              <w:jc w:val="center"/>
+            </w:pPr>
+            <w:r>
+              <w:rPr>
+                <w:rFonts w:hint="eastAsia" w:ascii="Times New Roman" w:hAnsi="Times New Roman" w:eastAsia="FangSong" w:cs="Times New Roman"/>
+              </w:rPr>
+              <w:t xml:space="preserve">阿伏伽德罗常数</w:t>
+            </w:r>
+          </w:p>
+        </w:tc>
+        <w:tc>
+          <w:tcPr/>
+          <w:p>
+            <w:pPr>
+              <w:pStyle w:val="Compact"/>
+              <w:jc w:val="center"/>
+            </w:pPr>
+            <w:r>
+              <w:rPr>
+                <w:rFonts w:hint="eastAsia" w:ascii="Times New Roman" w:hAnsi="Times New Roman" w:eastAsia="FangSong" w:cs="Times New Roman"/>
+              </w:rPr>
+              <w:t>精确基本常数</w:t>
+            </w:r>
+            <w:r>
+              <w:rPr>
+                <w:rFonts w:hint="eastAsia" w:ascii="Times New Roman" w:hAnsi="Times New Roman" w:eastAsia="Times New Roman" w:cs="Times New Roman"/>
+              </w:rPr>
+              <w:t>：</w:t>
+            </w:r>
+            <m:oMath>
+              <m:sSub>
+                <m:e>
+                  <m:r>
+                    <m:t>N</m:t>
+                  </m:r>
+                </m:e>
+                <m:sub>
+                  <m:r>
+                    <m:rPr>
+                      <m:sty m:val="p"/>
+                    </m:rPr>
+                    <m:t>A</m:t>
+                  </m:r>
+                </m:sub>
+              </m:sSub>
+              <m:r>
+                <m:rPr>
+                  <m:sty m:val="p"/>
+                </m:rPr>
+                <m:t>=</m:t>
+              </m:r>
+              <m:r>
+                <m:t>6.02214076</m:t>
+              </m:r>
+              <m:r>
+                <m:rPr>
+                  <m:sty m:val="p"/>
+                </m:rPr>
+                <m:t>×</m:t>
+              </m:r>
+              <m:sSup>
+                <m:e>
+                  <m:r>
+                    <m:t>10</m:t>
+                  </m:r>
+                </m:e>
+                <m:sup>
+                  <m:r>
+                    <m:t>23</m:t>
+                  </m:r>
+                </m:sup>
+              </m:sSup>
+              <m:r>
+                <m:t> </m:t>
+              </m:r>
+              <m:r>
+                <m:rPr>
+                  <m:sty m:val="p"/>
+                </m:rPr>
+                <m:t>m</m:t>
+              </m:r>
+              <m:r>
+                <m:rPr>
+                  <m:sty m:val="p"/>
+                </m:rPr>
+                <m:t>o</m:t>
+              </m:r>
+              <m:sSup>
+                <m:e>
+                  <m:r>
+                    <m:rPr>
+                      <m:sty m:val="p"/>
+                    </m:rPr>
+                    <m:t>l</m:t>
+                  </m:r>
+                </m:e>
+                <m:sup>
+                  <m:r>
+                    <m:rPr>
+                      <m:sty m:val="p"/>
+                    </m:rPr>
+                    <m:t>−</m:t>
+                  </m:r>
+                  <m:r>
+                    <m:rPr>
+                      <m:sty m:val="p"/>
+                    </m:rPr>
+                    <m:t>1</m:t>
+                  </m:r>
+                </m:sup>
+              </m:sSup>
+            </m:oMath>
+          </w:p>
+        </w:tc>
+      </w:tr>
+      <w:tr>
+        <w:tc>
+          <w:tcPr/>
+          <w:p>
+            <w:pPr>
+              <w:pStyle w:val="Compact"/>
+              <w:jc w:val="center"/>
+            </w:pPr>
+            <w:r>
+              <w:rPr>
+                <w:rFonts w:hint="eastAsia" w:ascii="Times New Roman" w:hAnsi="Times New Roman" w:eastAsia="FangSong" w:cs="Times New Roman"/>
+              </w:rPr>
+              <w:t xml:space="preserve">摩尔质量</w:t>
+            </w:r>
+          </w:p>
+        </w:tc>
+        <w:tc>
+          <w:tcPr/>
+          <w:p>
+            <w:pPr>
+              <w:pStyle w:val="Compact"/>
+              <w:jc w:val="center"/>
+            </w:pPr>
+            <m:oMath>
+              <m:r>
+                <m:t>M</m:t>
+              </m:r>
+              <m:r>
+                <m:rPr>
+                  <m:sty m:val="p"/>
+                </m:rPr>
+                <m:t>=</m:t>
+              </m:r>
+              <m:f>
+                <m:fPr>
+                  <m:type m:val="bar"/>
+                </m:fPr>
+                <m:num>
+                  <m:r>
+                    <m:t>m</m:t>
+                  </m:r>
+                </m:num>
+                <m:den>
+                  <m:r>
+                    <m:t>n</m:t>
+                  </m:r>
+                </m:den>
+              </m:f>
+            </m:oMath>
+            <w:r>
+              <w:rPr>
+                <w:rFonts w:hint="eastAsia" w:ascii="Times New Roman" w:hAnsi="Times New Roman" w:eastAsia="Times New Roman" w:cs="Times New Roman"/>
+              </w:rPr>
+              <w:t>，</w:t>
+            </w:r>
+            <w:r>
+              <w:rPr>
+                <w:rFonts w:hint="eastAsia" w:ascii="Times New Roman" w:hAnsi="Times New Roman" w:eastAsia="FangSong" w:cs="Times New Roman"/>
+              </w:rPr>
+              <w:t>数值在</w:t>
+            </w:r>
+            <w:r>
+              <w:rPr>
+                <w:rFonts w:ascii="Times New Roman" w:hAnsi="Times New Roman" w:eastAsia="Times New Roman" w:cs="Times New Roman"/>
+              </w:rPr>
+              <w:t xml:space="preserve"> </w:t>
+            </w:r>
+            <m:oMath>
+              <m:r>
+                <m:rPr>
+                  <m:sty m:val="p"/>
+                </m:rPr>
+                <m:t>g</m:t>
+              </m:r>
+              <m:r>
+                <m:rPr>
+                  <m:sty m:val="p"/>
+                </m:rPr>
+                <m:t>⋅</m:t>
+              </m:r>
+              <m:r>
+                <m:rPr>
+                  <m:sty m:val="p"/>
+                </m:rPr>
+                <m:t>m</m:t>
+              </m:r>
+              <m:r>
+                <m:rPr>
+                  <m:sty m:val="p"/>
+                </m:rPr>
+                <m:t>o</m:t>
+              </m:r>
+              <m:sSup>
+                <m:e>
+                  <m:r>
+                    <m:rPr>
+                      <m:sty m:val="p"/>
+                    </m:rPr>
+                    <m:t>l</m:t>
+                  </m:r>
+                </m:e>
+                <m:sup>
+                  <m:r>
+                    <m:rPr>
+                      <m:sty m:val="p"/>
+                    </m:rPr>
+                    <m:t>−</m:t>
+                  </m:r>
+                  <m:r>
+                    <m:rPr>
+                      <m:sty m:val="p"/>
+                    </m:rPr>
+                    <m:t>1</m:t>
+                  </m:r>
+                </m:sup>
+              </m:sSup>
+            </m:oMath>
+            <w:r>
+              <w:rPr>
+                <w:rFonts w:ascii="Times New Roman" w:hAnsi="Times New Roman" w:eastAsia="Times New Roman" w:cs="Times New Roman"/>
+              </w:rPr>
+              <w:t xml:space="preserve"> </w:t>
+            </w:r>
+            <w:r>
+              <w:rPr>
+                <w:rFonts w:hint="eastAsia" w:ascii="Times New Roman" w:hAnsi="Times New Roman" w:eastAsia="FangSong" w:cs="Times New Roman"/>
+              </w:rPr>
+              <w:t xml:space="preserve">下与相对分子质量</w:t>
+            </w:r>
+            <w:r>
+              <w:rPr>
+                <w:rFonts w:ascii="Times New Roman" w:hAnsi="Times New Roman" w:eastAsia="Times New Roman" w:cs="Times New Roman"/>
+              </w:rPr>
+              <w:t xml:space="preserve"> </w:t>
+            </w:r>
+            <m:oMath>
+              <m:sSub>
+                <m:e>
+                  <m:r>
+                    <m:t>M</m:t>
+                  </m:r>
+                </m:e>
+                <m:sub>
+                  <m:r>
+                    <m:rPr>
+                      <m:sty m:val="p"/>
+                    </m:rPr>
+                    <m:t>r</m:t>
+                  </m:r>
+                </m:sub>
+              </m:sSub>
+            </m:oMath>
+            <w:r>
+              <w:rPr>
+                <w:rFonts w:ascii="Times New Roman" w:hAnsi="Times New Roman" w:eastAsia="Times New Roman" w:cs="Times New Roman"/>
+              </w:rPr>
+              <w:t xml:space="preserve"> </w:t>
+            </w:r>
+            <w:r>
+              <w:rPr>
+                <w:rFonts w:hint="eastAsia" w:ascii="Times New Roman" w:hAnsi="Times New Roman" w:eastAsia="FangSong" w:cs="Times New Roman"/>
+              </w:rPr>
+              <w:t xml:space="preserve">相等</w:t>
+            </w:r>
+          </w:p>
+        </w:tc>
+      </w:tr>
+      <w:tr>
+        <w:tc>
+          <w:tcPr/>
+          <w:p>
+            <w:pPr>
+              <w:pStyle w:val="Compact"/>
+              <w:jc w:val="center"/>
+            </w:pPr>
+            <w:r>
+              <w:rPr>
+                <w:rFonts w:hint="eastAsia" w:ascii="Times New Roman" w:hAnsi="Times New Roman" w:eastAsia="FangSong" w:cs="Times New Roman"/>
+              </w:rPr>
+              <w:t xml:space="preserve">摩尔体积</w:t>
+            </w:r>
+          </w:p>
+        </w:tc>
+        <w:tc>
+          <w:tcPr/>
+          <w:p>
+            <w:pPr>
+              <w:pStyle w:val="Compact"/>
+              <w:jc w:val="center"/>
+            </w:pPr>
+            <m:oMath>
+              <m:sSub>
+                <m:e>
+                  <m:r>
+                    <m:t>V</m:t>
+                  </m:r>
+                </m:e>
+                <m:sub>
+                  <m:r>
+                    <m:rPr>
+                      <m:sty m:val="p"/>
+                    </m:rPr>
+                    <m:t>m</m:t>
+                  </m:r>
+                </m:sub>
+              </m:sSub>
+              <m:r>
+                <m:rPr>
+                  <m:sty m:val="p"/>
+                </m:rPr>
+                <m:t>=</m:t>
+              </m:r>
+              <m:f>
+                <m:fPr>
+                  <m:type m:val="bar"/>
+                </m:fPr>
+                <m:num>
+                  <m:r>
+                    <m:t>V</m:t>
+                  </m:r>
+                </m:num>
+                <m:den>
+                  <m:r>
+                    <m:t>n</m:t>
+                  </m:r>
+                </m:den>
+              </m:f>
+            </m:oMath>
+            <w:r>
+              <w:rPr>
+                <w:rFonts w:hint="eastAsia" w:ascii="Times New Roman" w:hAnsi="Times New Roman" w:eastAsia="Times New Roman" w:cs="Times New Roman"/>
+              </w:rPr>
+              <w:t xml:space="preserve">，SATP（</w:t>
+            </w:r>
+            <m:oMath>
+              <m:r>
+                <m:t>298.15</m:t>
+              </m:r>
+              <m:r>
+                <m:t> </m:t>
+              </m:r>
+              <m:r>
+                <m:rPr>
+                  <m:sty m:val="p"/>
+                </m:rPr>
+                <m:t>K</m:t>
+              </m:r>
+              <m:r>
+                <m:rPr>
+                  <m:sty m:val="p"/>
+                </m:rPr>
+                <m:t>,</m:t>
+              </m:r>
+              <m:r>
+                <m:t>100</m:t>
+              </m:r>
+              <m:r>
+                <m:t> </m:t>
+              </m:r>
+              <m:r>
+                <m:rPr>
+                  <m:sty m:val="p"/>
+                </m:rPr>
+                <m:t>k</m:t>
+              </m:r>
+              <m:r>
+                <m:rPr>
+                  <m:sty m:val="p"/>
+                </m:rPr>
+                <m:t>P</m:t>
+              </m:r>
+              <m:r>
+                <m:rPr>
+                  <m:sty m:val="p"/>
+                </m:rPr>
+                <m:t>a</m:t>
+              </m:r>
+            </m:oMath>
+            <w:r>
+              <w:rPr>
+                <w:rFonts w:hint="eastAsia" w:ascii="Times New Roman" w:hAnsi="Times New Roman" w:eastAsia="Times New Roman" w:cs="Times New Roman"/>
+              </w:rPr>
+              <w:t>）</w:t>
+            </w:r>
+            <w:r>
+              <w:rPr>
+                <w:rFonts w:hint="eastAsia" w:ascii="Times New Roman" w:hAnsi="Times New Roman" w:eastAsia="FangSong" w:cs="Times New Roman"/>
+              </w:rPr>
+              <w:t>下约</w:t>
+            </w:r>
+            <w:r>
+              <w:rPr>
+                <w:rFonts w:ascii="Times New Roman" w:hAnsi="Times New Roman" w:eastAsia="Times New Roman" w:cs="Times New Roman"/>
+              </w:rPr>
+              <w:t xml:space="preserve"> </w:t>
+            </w:r>
+            <m:oMath>
+              <m:r>
+                <m:t>24.789</m:t>
+              </m:r>
+              <m:r>
+                <m:t> </m:t>
+              </m:r>
+              <m:r>
+                <m:rPr>
+                  <m:sty m:val="p"/>
+                </m:rPr>
+                <m:t>L</m:t>
+              </m:r>
+              <m:r>
+                <m:rPr>
+                  <m:sty m:val="p"/>
+                </m:rPr>
+                <m:t>⋅</m:t>
+              </m:r>
+              <m:r>
+                <m:rPr>
+                  <m:sty m:val="p"/>
+                </m:rPr>
+                <m:t>m</m:t>
+              </m:r>
+              <m:r>
+                <m:rPr>
+                  <m:sty m:val="p"/>
+                </m:rPr>
+                <m:t>o</m:t>
+              </m:r>
+              <m:sSup>
+                <m:e>
+                  <m:r>
+                    <m:rPr>
+                      <m:sty m:val="p"/>
+                    </m:rPr>
+                    <m:t>l</m:t>
+                  </m:r>
+                </m:e>
+                <m:sup>
+                  <m:r>
+                    <m:rPr>
+                      <m:sty m:val="p"/>
+                    </m:rPr>
+                    <m:t>−</m:t>
+                  </m:r>
+                  <m:r>
+                    <m:rPr>
+                      <m:sty m:val="p"/>
+                    </m:rPr>
+                    <m:t>1</m:t>
+                  </m:r>
+                </m:sup>
+              </m:sSup>
+            </m:oMath>
+          </w:p>
+        </w:tc>
+      </w:tr>
+      <w:tr>
+        <w:tc>
+          <w:tcPr/>
+          <w:p>
+            <w:pPr>
+              <w:pStyle w:val="Compact"/>
+              <w:jc w:val="center"/>
+            </w:pPr>
+            <w:r>
+              <w:rPr>
+                <w:rFonts w:hint="eastAsia" w:ascii="Times New Roman" w:hAnsi="Times New Roman" w:eastAsia="FangSong" w:cs="Times New Roman"/>
+              </w:rPr>
+              <w:t xml:space="preserve">化学计量数</w:t>
+            </w:r>
+          </w:p>
+        </w:tc>
+        <w:tc>
+          <w:tcPr/>
+          <w:p>
+            <w:pPr>
+              <w:pStyle w:val="Compact"/>
+              <w:jc w:val="center"/>
+            </w:pPr>
+            <w:r>
+              <w:rPr>
+                <w:rFonts w:hint="eastAsia" w:ascii="Times New Roman" w:hAnsi="Times New Roman" w:eastAsia="FangSong" w:cs="Times New Roman"/>
+              </w:rPr>
+              <w:t>产物规定为正数</w:t>
+            </w:r>
+            <w:r>
+              <w:rPr>
+                <w:rFonts w:hint="eastAsia" w:ascii="Times New Roman" w:hAnsi="Times New Roman" w:eastAsia="Times New Roman" w:cs="Times New Roman"/>
+              </w:rPr>
+              <w:t>（</w:t>
+            </w:r>
+            <m:oMath>
+              <m:r>
+                <m:t>ν</m:t>
+              </m:r>
+              <m:r>
+                <m:rPr>
+                  <m:sty m:val="p"/>
+                </m:rPr>
+                <m:t>&gt;</m:t>
+              </m:r>
+              <m:r>
+                <m:t>0</m:t>
+              </m:r>
+            </m:oMath>
+            <w:r>
+              <w:rPr>
+                <w:rFonts w:hint="eastAsia" w:ascii="Times New Roman" w:hAnsi="Times New Roman" w:eastAsia="Times New Roman" w:cs="Times New Roman"/>
+              </w:rPr>
+              <w:t>），</w:t>
+            </w:r>
+            <w:r>
+              <w:rPr>
+                <w:rFonts w:hint="eastAsia" w:ascii="Times New Roman" w:hAnsi="Times New Roman" w:eastAsia="FangSong" w:cs="Times New Roman"/>
+              </w:rPr>
+              <w:t>反应物规定为负数</w:t>
+            </w:r>
+            <w:r>
+              <w:rPr>
+                <w:rFonts w:hint="eastAsia" w:ascii="Times New Roman" w:hAnsi="Times New Roman" w:eastAsia="Times New Roman" w:cs="Times New Roman"/>
+              </w:rPr>
+              <w:t>（</w:t>
+            </w:r>
+            <m:oMath>
+              <m:r>
+                <m:t>ν</m:t>
+              </m:r>
+              <m:r>
+                <m:rPr>
+                  <m:sty m:val="p"/>
+                </m:rPr>
+                <m:t>&lt;</m:t>
+              </m:r>
+              <m:r>
+                <m:t>0</m:t>
+              </m:r>
+            </m:oMath>
+            <w:r>
+              <w:rPr>
+                <w:rFonts w:hint="eastAsia" w:ascii="Times New Roman" w:hAnsi="Times New Roman" w:eastAsia="Times New Roman" w:cs="Times New Roman"/>
+              </w:rPr>
+              <w:t xml:space="preserve">）</w:t>
+            </w:r>
+          </w:p>
+        </w:tc>
+      </w:tr>
+      <w:tr>
+        <w:tc>
+          <w:tcPr/>
+          <w:p>
+            <w:pPr>
+              <w:pStyle w:val="Compact"/>
+              <w:jc w:val="center"/>
+            </w:pPr>
+            <w:r>
+              <w:rPr>
+                <w:rFonts w:hint="eastAsia" w:ascii="Times New Roman" w:hAnsi="Times New Roman" w:eastAsia="FangSong" w:cs="Times New Roman"/>
+              </w:rPr>
+              <w:t xml:space="preserve">质量</w:t>
+            </w:r>
+          </w:p>
+        </w:tc>
+        <w:tc>
+          <w:tcPr/>
+          <w:p>
+            <w:pPr>
+              <w:pStyle w:val="Compact"/>
+              <w:jc w:val="center"/>
+            </w:pPr>
+            <w:r>
+              <w:rPr>
+                <w:rFonts w:hint="eastAsia" w:ascii="Times New Roman" w:hAnsi="Times New Roman" w:eastAsia="FangSong" w:cs="Times New Roman"/>
+              </w:rPr>
+              <w:t>物质量度基准</w:t>
+            </w:r>
+            <w:r>
+              <w:rPr>
+                <w:rFonts w:hint="eastAsia" w:ascii="Times New Roman" w:hAnsi="Times New Roman" w:eastAsia="Times New Roman" w:cs="Times New Roman"/>
+              </w:rPr>
+              <w:t>，</w:t>
+            </w:r>
+            <w:r>
+              <w:rPr>
+                <w:rFonts w:hint="eastAsia" w:ascii="Times New Roman" w:hAnsi="Times New Roman" w:eastAsia="FangSong" w:cs="Times New Roman"/>
+              </w:rPr>
+              <w:t>不受外界温压场扰动的绝对守恒物理量</w:t>
+            </w:r>
+          </w:p>
+        </w:tc>
+      </w:tr>
+      <w:tr>
+        <w:tc>
+          <w:tcPr/>
+          <w:p>
+            <w:pPr>
+              <w:pStyle w:val="Compact"/>
+              <w:jc w:val="center"/>
+            </w:pPr>
+            <w:r>
+              <w:rPr>
+                <w:rFonts w:hint="eastAsia" w:ascii="Times New Roman" w:hAnsi="Times New Roman" w:eastAsia="FangSong" w:cs="Times New Roman"/>
+              </w:rPr>
+              <w:t xml:space="preserve">普朗克常数</w:t>
+            </w:r>
+          </w:p>
+        </w:tc>
+        <w:tc>
+          <w:tcPr/>
+          <w:p>
+            <w:pPr>
+              <w:pStyle w:val="Compact"/>
+              <w:jc w:val="center"/>
+            </w:pPr>
+            <w:r>
+              <w:rPr>
+                <w:rFonts w:hint="eastAsia" w:ascii="Times New Roman" w:hAnsi="Times New Roman" w:eastAsia="FangSong" w:cs="Times New Roman"/>
+              </w:rPr>
+              <w:t>国际基准常数</w:t>
+            </w:r>
+            <w:r>
+              <w:rPr>
+                <w:rFonts w:hint="eastAsia" w:ascii="Times New Roman" w:hAnsi="Times New Roman" w:eastAsia="Times New Roman" w:cs="Times New Roman"/>
+              </w:rPr>
+              <w:t>：</w:t>
+            </w:r>
+            <m:oMath>
+              <m:r>
+                <m:t>h</m:t>
+              </m:r>
+              <m:r>
+                <m:rPr>
+                  <m:sty m:val="p"/>
+                </m:rPr>
+                <m:t>=</m:t>
+              </m:r>
+              <m:r>
+                <m:t>6.62607015</m:t>
+              </m:r>
+              <m:r>
+                <m:rPr>
+                  <m:sty m:val="p"/>
+                </m:rPr>
+                <m:t>×</m:t>
+              </m:r>
+              <m:sSup>
+                <m:e>
+                  <m:r>
+                    <m:t>10</m:t>
+                  </m:r>
+                </m:e>
+                <m:sup>
+                  <m:r>
+                    <m:rPr>
+                      <m:sty m:val="p"/>
+                    </m:rPr>
+                    <m:t>−</m:t>
+                  </m:r>
+                  <m:r>
+                    <m:t>34</m:t>
+                  </m:r>
+                </m:sup>
+              </m:sSup>
+              <m:r>
+                <m:t> </m:t>
+              </m:r>
+              <m:r>
+                <m:rPr>
+                  <m:sty m:val="p"/>
+                </m:rPr>
+                <m:t>J</m:t>
+              </m:r>
+              <m:r>
+                <m:rPr>
+                  <m:sty m:val="p"/>
+                </m:rPr>
+                <m:t>⋅</m:t>
+              </m:r>
+              <m:r>
+                <m:rPr>
+                  <m:sty m:val="p"/>
+                </m:rPr>
+                <m:t>s</m:t>
+              </m:r>
+            </m:oMath>
+          </w:p>
+        </w:tc>
+      </w:tr>
+      <w:tr>
+        <w:tc>
+          <w:tcPr/>
+          <w:p>
+            <w:pPr>
+              <w:pStyle w:val="Compact"/>
+              <w:jc w:val="center"/>
+            </w:pPr>
+            <w:r>
+              <w:rPr>
+                <w:rFonts w:hint="eastAsia" w:ascii="Times New Roman" w:hAnsi="Times New Roman" w:eastAsia="FangSong" w:cs="Times New Roman"/>
+              </w:rPr>
+              <w:t xml:space="preserve">摩尔气体常数</w:t>
             </w:r>
           </w:p>
         </w:tc>
